--- a/docs/common_code/08_themes/themes.docx
+++ b/docs/common_code/08_themes/themes.docx
@@ -31,7 +31,7 @@
         <w:pStyle w:val="Date"/>
       </w:pPr>
       <w:r>
-        <w:t xml:space="preserve">2026-09-04</w:t>
+        <w:t xml:space="preserve">2026-09-08</w:t>
       </w:r>
     </w:p>
     <w:bookmarkStart w:id="11" w:name="custom-themes-in-ggplot2"/>

--- a/docs/common_code/08_themes/themes.docx
+++ b/docs/common_code/08_themes/themes.docx
@@ -31,7 +31,7 @@
         <w:pStyle w:val="Date"/>
       </w:pPr>
       <w:r>
-        <w:t xml:space="preserve">2026-09-08</w:t>
+        <w:t xml:space="preserve">2026-09-10</w:t>
       </w:r>
     </w:p>
     <w:bookmarkStart w:id="11" w:name="custom-themes-in-ggplot2"/>
@@ -7110,7 +7110,7 @@
         <w:rPr>
           <w:rStyle w:val="FunctionTok"/>
         </w:rPr>
-        <w:t xml:space="preserve">geom_jitter</w:t>
+        <w:t xml:space="preserve">geom_point</w:t>
       </w:r>
       <w:r>
         <w:rPr>
@@ -7122,6 +7122,30 @@
         <w:rPr>
           <w:rStyle w:val="AttributeTok"/>
         </w:rPr>
+        <w:t xml:space="preserve">position =</w:t>
+      </w:r>
+      <w:r>
+        <w:rPr>
+          <w:rStyle w:val="NormalTok"/>
+        </w:rPr>
+        <w:t xml:space="preserve"> </w:t>
+      </w:r>
+      <w:r>
+        <w:rPr>
+          <w:rStyle w:val="FunctionTok"/>
+        </w:rPr>
+        <w:t xml:space="preserve">position_jitter</w:t>
+      </w:r>
+      <w:r>
+        <w:rPr>
+          <w:rStyle w:val="NormalTok"/>
+        </w:rPr>
+        <w:t xml:space="preserve">(</w:t>
+      </w:r>
+      <w:r>
+        <w:rPr>
+          <w:rStyle w:val="AttributeTok"/>
+        </w:rPr>
         <w:t xml:space="preserve">width =</w:t>
       </w:r>
       <w:r>
@@ -7141,6 +7165,30 @@
           <w:rStyle w:val="NormalTok"/>
         </w:rPr>
         <w:t xml:space="preserve">, </w:t>
+      </w:r>
+      <w:r>
+        <w:rPr>
+          <w:rStyle w:val="AttributeTok"/>
+        </w:rPr>
+        <w:t xml:space="preserve">seed =</w:t>
+      </w:r>
+      <w:r>
+        <w:rPr>
+          <w:rStyle w:val="NormalTok"/>
+        </w:rPr>
+        <w:t xml:space="preserve"> </w:t>
+      </w:r>
+      <w:r>
+        <w:rPr>
+          <w:rStyle w:val="DecValTok"/>
+        </w:rPr>
+        <w:t xml:space="preserve">42</w:t>
+      </w:r>
+      <w:r>
+        <w:rPr>
+          <w:rStyle w:val="NormalTok"/>
+        </w:rPr>
+        <w:t xml:space="preserve">), </w:t>
       </w:r>
       <w:r>
         <w:rPr>

--- a/docs/common_code/08_themes/themes.docx
+++ b/docs/common_code/08_themes/themes.docx
@@ -31,7 +31,7 @@
         <w:pStyle w:val="Date"/>
       </w:pPr>
       <w:r>
-        <w:t xml:space="preserve">2026-09-10</w:t>
+        <w:t xml:space="preserve">2026-09-14</w:t>
       </w:r>
     </w:p>
     <w:bookmarkStart w:id="11" w:name="custom-themes-in-ggplot2"/>
@@ -7110,7 +7110,7 @@
         <w:rPr>
           <w:rStyle w:val="FunctionTok"/>
         </w:rPr>
-        <w:t xml:space="preserve">geom_point</w:t>
+        <w:t xml:space="preserve">geom_jitter</w:t>
       </w:r>
       <w:r>
         <w:rPr>
@@ -7122,30 +7122,6 @@
         <w:rPr>
           <w:rStyle w:val="AttributeTok"/>
         </w:rPr>
-        <w:t xml:space="preserve">position =</w:t>
-      </w:r>
-      <w:r>
-        <w:rPr>
-          <w:rStyle w:val="NormalTok"/>
-        </w:rPr>
-        <w:t xml:space="preserve"> </w:t>
-      </w:r>
-      <w:r>
-        <w:rPr>
-          <w:rStyle w:val="FunctionTok"/>
-        </w:rPr>
-        <w:t xml:space="preserve">position_jitter</w:t>
-      </w:r>
-      <w:r>
-        <w:rPr>
-          <w:rStyle w:val="NormalTok"/>
-        </w:rPr>
-        <w:t xml:space="preserve">(</w:t>
-      </w:r>
-      <w:r>
-        <w:rPr>
-          <w:rStyle w:val="AttributeTok"/>
-        </w:rPr>
         <w:t xml:space="preserve">width =</w:t>
       </w:r>
       <w:r>
@@ -7165,30 +7141,6 @@
           <w:rStyle w:val="NormalTok"/>
         </w:rPr>
         <w:t xml:space="preserve">, </w:t>
-      </w:r>
-      <w:r>
-        <w:rPr>
-          <w:rStyle w:val="AttributeTok"/>
-        </w:rPr>
-        <w:t xml:space="preserve">seed =</w:t>
-      </w:r>
-      <w:r>
-        <w:rPr>
-          <w:rStyle w:val="NormalTok"/>
-        </w:rPr>
-        <w:t xml:space="preserve"> </w:t>
-      </w:r>
-      <w:r>
-        <w:rPr>
-          <w:rStyle w:val="DecValTok"/>
-        </w:rPr>
-        <w:t xml:space="preserve">42</w:t>
-      </w:r>
-      <w:r>
-        <w:rPr>
-          <w:rStyle w:val="NormalTok"/>
-        </w:rPr>
-        <w:t xml:space="preserve">), </w:t>
       </w:r>
       <w:r>
         <w:rPr>

--- a/docs/common_code/08_themes/themes.docx
+++ b/docs/common_code/08_themes/themes.docx
@@ -9120,7 +9120,6 @@
         <w:bottom w:color="FF0000" w:space="1" w:sz="8" w:val="single"/>
         <w:right w:color="FF0000" w:space="4" w:sz="8" w:val="single"/>
       </w:pBdr>
-      <w:shd w:color="auto" w:fill="auto" w:val="pct15"/>
       <w:spacing w:after="120" w:before="120"/>
       <w:ind w:left="432" w:right="432"/>
     </w:pPr>
@@ -9141,7 +9140,6 @@
         <w:bottom w:color="auto" w:space="1" w:sz="8" w:val="single"/>
         <w:right w:color="auto" w:space="4" w:sz="8" w:val="single"/>
       </w:pBdr>
-      <w:shd w:color="auto" w:fill="auto" w:val="pct15"/>
       <w:spacing w:after="240" w:before="240"/>
       <w:ind w:left="432" w:right="432"/>
     </w:pPr>
@@ -9156,7 +9154,6 @@
     <w:qFormat/>
     <w:rsid w:val="00771E03"/>
     <w:pPr>
-      <w:shd w:color="auto" w:fill="auto" w:val="pct15"/>
       <w:spacing w:after="240" w:before="240"/>
       <w:ind w:left="432" w:right="432"/>
     </w:pPr>

--- a/docs/common_code/08_themes/themes.docx
+++ b/docs/common_code/08_themes/themes.docx
@@ -31,7 +31,7 @@
         <w:pStyle w:val="Date"/>
       </w:pPr>
       <w:r>
-        <w:t xml:space="preserve">2026-09-14</w:t>
+        <w:t xml:space="preserve">2026-09-21</w:t>
       </w:r>
     </w:p>
     <w:bookmarkStart w:id="11" w:name="custom-themes-in-ggplot2"/>

--- a/docs/common_code/08_themes/themes.docx
+++ b/docs/common_code/08_themes/themes.docx
@@ -31,7 +31,7 @@
         <w:pStyle w:val="Date"/>
       </w:pPr>
       <w:r>
-        <w:t xml:space="preserve">2026-09-21</w:t>
+        <w:t xml:space="preserve">2026-09-22</w:t>
       </w:r>
     </w:p>
     <w:bookmarkStart w:id="11" w:name="custom-themes-in-ggplot2"/>

--- a/docs/common_code/08_themes/themes.docx
+++ b/docs/common_code/08_themes/themes.docx
@@ -31,7 +31,7 @@
         <w:pStyle w:val="Date"/>
       </w:pPr>
       <w:r>
-        <w:t xml:space="preserve">2026-09-22</w:t>
+        <w:t xml:space="preserve">2026-09-23</w:t>
       </w:r>
     </w:p>
     <w:bookmarkStart w:id="11" w:name="custom-themes-in-ggplot2"/>

--- a/docs/common_code/08_themes/themes.docx
+++ b/docs/common_code/08_themes/themes.docx
@@ -9203,6 +9203,252 @@
       <w:spacing w:after="100"/>
     </w:pPr>
   </w:style>
+  <w:style w:styleId="BodyText" w:type="paragraph">
+    <w:name w:val="Body Text"/>
+    <w:basedOn w:val="Normal"/>
+    <w:link w:val="BodyTextChar"/>
+    <w:qFormat/>
+    <w:pPr>
+      <w:spacing w:after="180" w:before="180"/>
+    </w:pPr>
+  </w:style>
+  <w:style w:customStyle="1" w:styleId="FirstParagraph" w:type="paragraph">
+    <w:name w:val="First Paragraph"/>
+    <w:basedOn w:val="BodyText"/>
+    <w:next w:val="BodyText"/>
+    <w:qFormat/>
+  </w:style>
+  <w:style w:customStyle="1" w:styleId="Compact" w:type="paragraph">
+    <w:name w:val="Compact"/>
+    <w:basedOn w:val="BodyText"/>
+    <w:qFormat/>
+    <w:pPr>
+      <w:spacing w:after="36" w:before="36"/>
+    </w:pPr>
+  </w:style>
+  <w:style w:customStyle="1" w:styleId="Author" w:type="paragraph">
+    <w:name w:val="Author"/>
+    <w:basedOn w:val="Title"/>
+    <w:next w:val="BodyText"/>
+    <w:qFormat/>
+    <w:pPr>
+      <w:keepNext/>
+      <w:keepLines/>
+    </w:pPr>
+    <w:rPr>
+      <w:sz w:val="24"/>
+      <w:szCs w:val="24"/>
+    </w:rPr>
+  </w:style>
+  <w:style w:styleId="Date" w:type="paragraph">
+    <w:name w:val="Date"/>
+    <w:basedOn w:val="Title"/>
+    <w:next w:val="BodyText"/>
+    <w:qFormat/>
+    <w:pPr>
+      <w:keepNext/>
+      <w:keepLines/>
+    </w:pPr>
+    <w:rPr>
+      <w:sz w:val="24"/>
+      <w:szCs w:val="24"/>
+    </w:rPr>
+  </w:style>
+  <w:style w:customStyle="1" w:styleId="AbstractTitle" w:type="paragraph">
+    <w:name w:val="Abstract Title"/>
+    <w:basedOn w:val="Normal"/>
+    <w:next w:val="Abstract"/>
+    <w:qFormat/>
+    <w:pPr>
+      <w:keepNext/>
+      <w:keepLines/>
+      <w:spacing w:after="0" w:before="300"/>
+      <w:jc w:val="center"/>
+    </w:pPr>
+    <w:rPr>
+      <w:b/>
+      <w:sz w:val="20"/>
+      <w:szCs w:val="20"/>
+    </w:rPr>
+  </w:style>
+  <w:style w:customStyle="1" w:styleId="Abstract" w:type="paragraph">
+    <w:name w:val="Abstract"/>
+    <w:basedOn w:val="Normal"/>
+    <w:next w:val="BodyText"/>
+    <w:qFormat/>
+    <w:pPr>
+      <w:keepNext/>
+      <w:keepLines/>
+      <w:spacing w:after="300" w:before="100"/>
+    </w:pPr>
+    <w:rPr>
+      <w:sz w:val="20"/>
+      <w:szCs w:val="20"/>
+    </w:rPr>
+  </w:style>
+  <w:style w:styleId="Bibliography" w:type="paragraph">
+    <w:name w:val="Bibliography"/>
+    <w:basedOn w:val="Normal"/>
+    <w:next w:val="Bibliography"/>
+    <w:qFormat/>
+    <w:pPr/>
+    <w:rPr/>
+  </w:style>
+  <w:style w:styleId="BlockText" w:type="paragraph">
+    <w:name w:val="Block Text"/>
+    <w:basedOn w:val="BodyText"/>
+    <w:next w:val="BodyText"/>
+    <w:uiPriority w:val="9"/>
+    <w:unhideWhenUsed/>
+    <w:qFormat/>
+    <w:pPr>
+      <w:spacing w:after="100" w:before="100"/>
+      <w:ind w:firstLine="0" w:left="480" w:right="480"/>
+    </w:pPr>
+  </w:style>
+  <w:style w:styleId="FootnoteText" w:type="paragraph">
+    <w:name w:val="Footnote Text"/>
+    <w:basedOn w:val="Normal"/>
+    <w:next w:val="FootnoteText"/>
+    <w:uiPriority w:val="9"/>
+    <w:unhideWhenUsed/>
+    <w:qFormat/>
+  </w:style>
+  <w:style w:styleId="FootnoteBlockText" w:type="paragraph">
+    <w:name w:val="Footnote Block Text"/>
+    <w:basedOn w:val="FootnoteText"/>
+    <w:next w:val="FootnoteText"/>
+    <w:uiPriority w:val="9"/>
+    <w:unhideWhenUsed/>
+    <w:qFormat/>
+    <w:pPr>
+      <w:spacing w:after="100" w:before="100"/>
+      <w:ind w:firstLine="0" w:left="480" w:right="480"/>
+    </w:pPr>
+  </w:style>
+  <w:style w:styleId="Table" w:type="table">
+    <w:name w:val="Table"/>
+    <w:basedOn w:val="TableNormal"/>
+    <w:semiHidden/>
+    <w:unhideWhenUsed/>
+    <w:qFormat/>
+    <w:tblPr>
+      <w:tblInd w:type="dxa" w:w="0"/>
+      <w:tblCellMar>
+        <w:top w:type="dxa" w:w="0"/>
+        <w:left w:type="dxa" w:w="108"/>
+        <w:bottom w:type="dxa" w:w="0"/>
+        <w:right w:type="dxa" w:w="108"/>
+      </w:tblCellMar>
+    </w:tblPr>
+    <w:tblStylePr w:type="firstRow">
+      <w:tcPr>
+        <w:tcBorders>
+          <w:bottom w:val="single"/>
+        </w:tcBorders>
+        <w:vAlign w:val="bottom"/>
+      </w:tcPr>
+    </w:tblStylePr>
+  </w:style>
+  <w:style w:customStyle="1" w:styleId="DefinitionTerm" w:type="paragraph">
+    <w:name w:val="Definition Term"/>
+    <w:basedOn w:val="Normal"/>
+    <w:next w:val="Definition"/>
+    <w:pPr>
+      <w:keepNext/>
+      <w:keepLines/>
+      <w:spacing w:after="0"/>
+    </w:pPr>
+    <w:rPr>
+      <w:b/>
+    </w:rPr>
+  </w:style>
+  <w:style w:customStyle="1" w:styleId="Definition" w:type="paragraph">
+    <w:name w:val="Definition"/>
+    <w:basedOn w:val="Normal"/>
+  </w:style>
+  <w:style w:styleId="Caption" w:type="paragraph">
+    <w:name w:val="Caption"/>
+    <w:basedOn w:val="Normal"/>
+    <w:link w:val="BodyTextChar"/>
+    <w:pPr>
+      <w:spacing w:after="120" w:before="0"/>
+    </w:pPr>
+    <w:rPr>
+      <w:i/>
+    </w:rPr>
+  </w:style>
+  <w:style w:customStyle="1" w:styleId="TableCaption" w:type="paragraph">
+    <w:name w:val="Table Caption"/>
+    <w:basedOn w:val="Caption"/>
+    <w:pPr>
+      <w:keepNext/>
+    </w:pPr>
+  </w:style>
+  <w:style w:customStyle="1" w:styleId="ImageCaption" w:type="paragraph">
+    <w:name w:val="Image Caption"/>
+    <w:basedOn w:val="Caption"/>
+  </w:style>
+  <w:style w:customStyle="1" w:styleId="Figure" w:type="paragraph">
+    <w:name w:val="Figure"/>
+    <w:basedOn w:val="Normal"/>
+  </w:style>
+  <w:style w:customStyle="1" w:styleId="CaptionedFigure" w:type="paragraph">
+    <w:name w:val="Captioned Figure"/>
+    <w:basedOn w:val="Figure"/>
+    <w:pPr>
+      <w:keepNext/>
+    </w:pPr>
+  </w:style>
+  <w:style w:customStyle="1" w:styleId="BodyTextChar" w:type="character">
+    <w:name w:val="Body Text Char"/>
+    <w:basedOn w:val="DefaultParagraphFont"/>
+    <w:link w:val="BodyText"/>
+  </w:style>
+  <w:style w:customStyle="1" w:styleId="VerbatimChar" w:type="character">
+    <w:name w:val="Verbatim Char"/>
+    <w:basedOn w:val="BodyTextChar"/>
+    <w:rPr>
+      <w:rFonts w:ascii="Consolas" w:hAnsi="Consolas"/>
+      <w:sz w:val="22"/>
+    </w:rPr>
+  </w:style>
+  <w:style w:customStyle="1" w:styleId="SectionNumber" w:type="character">
+    <w:name w:val="Section Number"/>
+    <w:basedOn w:val="BodyTextChar"/>
+  </w:style>
+  <w:style w:styleId="FootnoteReference" w:type="character">
+    <w:name w:val="Footnote Reference"/>
+    <w:basedOn w:val="BodyTextChar"/>
+    <w:rPr>
+      <w:vertAlign w:val="superscript"/>
+    </w:rPr>
+  </w:style>
+  <w:style w:styleId="Hyperlink" w:type="character">
+    <w:name w:val="Hyperlink"/>
+    <w:basedOn w:val="BodyTextChar"/>
+    <w:rPr>
+      <w:color w:themeColor="accent1" w:val="4F81BD"/>
+    </w:rPr>
+  </w:style>
+  <w:style w:styleId="TOCHeading" w:type="paragraph">
+    <w:name w:val="TOC Heading"/>
+    <w:basedOn w:val="Heading1"/>
+    <w:next w:val="BodyText"/>
+    <w:uiPriority w:val="39"/>
+    <w:unhideWhenUsed/>
+    <w:qFormat/>
+    <w:pPr>
+      <w:spacing w:before="240" w:line="259" w:lineRule="auto"/>
+      <w:outlineLvl w:val="9"/>
+    </w:pPr>
+    <w:rPr>
+      <w:rFonts w:asciiTheme="majorHAnsi" w:cstheme="majorBidi" w:eastAsiaTheme="majorEastAsia" w:hAnsiTheme="majorHAnsi"/>
+      <w:b w:val="0"/>
+      <w:bCs w:val="0"/>
+      <w:color w:themeColor="accent1" w:themeShade="BF" w:val="365F91"/>
+    </w:rPr>
+  </w:style>
   <w:style w:type="character" w:customStyle="1" w:styleId="KeywordTok">
     <w:name w:val="KeywordTok"/>
     <w:basedOn w:val="VerbatimChar"/>

--- a/docs/common_code/08_themes/themes.docx
+++ b/docs/common_code/08_themes/themes.docx
@@ -7959,7 +7959,7 @@
     <w:bookmarkEnd w:id="27"/>
     <w:sectPr>
       <w:pgSz w:h="15840" w:w="12240"/>
-      <w:pgMar w:bottom="1440" w:footer="720" w:gutter="0" w:header="720" w:left="1440" w:right="1440" w:top="1440"/>
+      <w:pgMar w:bottom="720" w:footer="432" w:gutter="0" w:header="432" w:left="720" w:right="1008" w:top="720"/>
       <w:cols w:space="720"/>
       <w:docGrid w:linePitch="360"/>
     </w:sectPr>
@@ -8202,7 +8202,11 @@
         <w14:ligatures w14:val="standardContextual"/>
       </w:rPr>
     </w:rPrDefault>
-    <w:pPrDefault/>
+    <w:pPrDefault>
+      <w:pPr>
+        <w:spacing w:after="0" w:before="0" w:line="240" w:lineRule="auto"/>
+      </w:pPr>
+    </w:pPrDefault>
   </w:docDefaults>
   <w:latentStyles w:count="376" w:defLockedState="0" w:defQFormat="0" w:defSemiHidden="0" w:defUIPriority="99" w:defUnhideWhenUsed="0">
     <w:lsdException w:name="Normal" w:qFormat="1" w:uiPriority="0"/>
@@ -9002,7 +9006,7 @@
     <w:qFormat/>
     <w:rsid w:val="00AF5CF1"/>
     <w:pPr>
-      <w:spacing w:after="160" w:before="160"/>
+      <w:spacing w:after="0" w:before="0"/>
       <w:jc w:val="center"/>
     </w:pPr>
     <w:rPr>
@@ -9120,7 +9124,7 @@
         <w:bottom w:color="FF0000" w:space="1" w:sz="8" w:val="single"/>
         <w:right w:color="FF0000" w:space="4" w:sz="8" w:val="single"/>
       </w:pBdr>
-      <w:spacing w:after="120" w:before="120"/>
+      <w:spacing w:after="40" w:before="40"/>
       <w:ind w:left="432" w:right="432"/>
     </w:pPr>
     <w:rPr>
@@ -9140,7 +9144,7 @@
         <w:bottom w:color="auto" w:space="1" w:sz="8" w:val="single"/>
         <w:right w:color="auto" w:space="4" w:sz="8" w:val="single"/>
       </w:pBdr>
-      <w:spacing w:after="240" w:before="240"/>
+      <w:spacing w:after="40" w:before="40"/>
       <w:ind w:left="432" w:right="432"/>
     </w:pPr>
     <w:rPr>
@@ -9154,7 +9158,7 @@
     <w:qFormat/>
     <w:rsid w:val="00771E03"/>
     <w:pPr>
-      <w:spacing w:after="240" w:before="240"/>
+      <w:spacing w:after="40" w:before="40"/>
       <w:ind w:left="432" w:right="432"/>
     </w:pPr>
     <w:rPr>
@@ -9200,7 +9204,7 @@
     <w:unhideWhenUsed/>
     <w:rsid w:val="00322D32"/>
     <w:pPr>
-      <w:spacing w:after="100"/>
+      <w:spacing w:after="0" w:before="0"/>
     </w:pPr>
   </w:style>
   <w:style w:styleId="BodyText" w:type="paragraph">
@@ -9209,7 +9213,7 @@
     <w:link w:val="BodyTextChar"/>
     <w:qFormat/>
     <w:pPr>
-      <w:spacing w:after="180" w:before="180"/>
+      <w:spacing w:after="0" w:before="0"/>
     </w:pPr>
   </w:style>
   <w:style w:customStyle="1" w:styleId="FirstParagraph" w:type="paragraph">
@@ -9217,13 +9221,16 @@
     <w:basedOn w:val="BodyText"/>
     <w:next w:val="BodyText"/>
     <w:qFormat/>
+    <w:pPr>
+      <w:spacing w:after="0" w:before="0"/>
+    </w:pPr>
   </w:style>
   <w:style w:customStyle="1" w:styleId="Compact" w:type="paragraph">
     <w:name w:val="Compact"/>
     <w:basedOn w:val="BodyText"/>
     <w:qFormat/>
     <w:pPr>
-      <w:spacing w:after="36" w:before="36"/>
+      <w:spacing w:after="0" w:before="0"/>
     </w:pPr>
   </w:style>
   <w:style w:customStyle="1" w:styleId="Author" w:type="paragraph">
@@ -9302,7 +9309,7 @@
     <w:unhideWhenUsed/>
     <w:qFormat/>
     <w:pPr>
-      <w:spacing w:after="100" w:before="100"/>
+      <w:spacing w:after="0" w:before="0"/>
       <w:ind w:firstLine="0" w:left="480" w:right="480"/>
     </w:pPr>
   </w:style>
@@ -9372,7 +9379,7 @@
     <w:basedOn w:val="Normal"/>
     <w:link w:val="BodyTextChar"/>
     <w:pPr>
-      <w:spacing w:after="120" w:before="0"/>
+      <w:spacing w:after="0" w:before="0"/>
     </w:pPr>
     <w:rPr>
       <w:i/>
@@ -9382,21 +9389,29 @@
     <w:name w:val="Table Caption"/>
     <w:basedOn w:val="Caption"/>
     <w:pPr>
+      <w:spacing w:after="0" w:before="0"/>
       <w:keepNext/>
     </w:pPr>
   </w:style>
   <w:style w:customStyle="1" w:styleId="ImageCaption" w:type="paragraph">
     <w:name w:val="Image Caption"/>
     <w:basedOn w:val="Caption"/>
+    <w:pPr>
+      <w:spacing w:after="0" w:before="0"/>
+    </w:pPr>
   </w:style>
   <w:style w:customStyle="1" w:styleId="Figure" w:type="paragraph">
     <w:name w:val="Figure"/>
     <w:basedOn w:val="Normal"/>
+    <w:pPr>
+      <w:spacing w:after="0" w:before="0"/>
+    </w:pPr>
   </w:style>
   <w:style w:customStyle="1" w:styleId="CaptionedFigure" w:type="paragraph">
     <w:name w:val="Captioned Figure"/>
     <w:basedOn w:val="Figure"/>
     <w:pPr>
+      <w:spacing w:after="0" w:before="0"/>
       <w:keepNext/>
     </w:pPr>
   </w:style>
@@ -9409,8 +9424,8 @@
     <w:name w:val="Verbatim Char"/>
     <w:basedOn w:val="BodyTextChar"/>
     <w:rPr>
-      <w:rFonts w:ascii="Consolas" w:hAnsi="Consolas"/>
-      <w:sz w:val="22"/>
+      <w:rFonts w:ascii="Courier New" w:cs="Courier New" w:hAnsi="Courier New"/>
+      <w:sz w:val="20"/>
     </w:rPr>
   </w:style>
   <w:style w:customStyle="1" w:styleId="SectionNumber" w:type="character">

--- a/docs/common_code/08_themes/themes.docx
+++ b/docs/common_code/08_themes/themes.docx
@@ -1278,7 +1278,16 @@
         <w:rPr>
           <w:rStyle w:val="NormalTok"/>
         </w:rPr>
-        <w:t xml:space="preserve"> base_size, </w:t>
+        <w:t xml:space="preserve"> base_size,</w:t>
+      </w:r>
+      <w:r>
+        <w:br/>
+      </w:r>
+      <w:r>
+        <w:rPr>
+          <w:rStyle w:val="NormalTok"/>
+        </w:rPr>
+        <w:t xml:space="preserve">                </w:t>
       </w:r>
       <w:r>
         <w:rPr>
@@ -1410,7 +1419,16 @@
         <w:rPr>
           <w:rStyle w:val="NormalTok"/>
         </w:rPr>
-        <w:t xml:space="preserve">), </w:t>
+        <w:t xml:space="preserve">),</w:t>
+      </w:r>
+      <w:r>
+        <w:br/>
+      </w:r>
+      <w:r>
+        <w:rPr>
+          <w:rStyle w:val="NormalTok"/>
+        </w:rPr>
+        <w:t xml:space="preserve">                                 </w:t>
       </w:r>
       <w:r>
         <w:rPr>
@@ -1629,7 +1647,16 @@
         <w:rPr>
           <w:rStyle w:val="NormalTok"/>
         </w:rPr>
-        <w:t xml:space="preserve">, </w:t>
+        <w:t xml:space="preserve">,</w:t>
+      </w:r>
+      <w:r>
+        <w:br/>
+      </w:r>
+      <w:r>
+        <w:rPr>
+          <w:rStyle w:val="NormalTok"/>
+        </w:rPr>
+        <w:t xml:space="preserve">                                  </w:t>
       </w:r>
       <w:r>
         <w:rPr>
@@ -2029,7 +2056,16 @@
         <w:rPr>
           <w:rStyle w:val="CommentTok"/>
         </w:rPr>
-        <w:t xml:space="preserve"># At base_size = 9:   title is  9 × 1.15 = 10.4 pt  ← scales correctly</w:t>
+        <w:t xml:space="preserve"># At base_size = 9:   title is  9 ×</w:t>
+      </w:r>
+      <w:r>
+        <w:br/>
+      </w:r>
+      <w:r>
+        <w:rPr>
+          <w:rStyle w:val="CommentTok"/>
+        </w:rPr>
+        <w:t xml:space="preserve"># 1.15 = 10.4 pt  ← scales correctly</w:t>
       </w:r>
     </w:p>
     <w:bookmarkEnd w:id="16"/>
@@ -2139,7 +2175,22 @@
         <w:rPr>
           <w:rStyle w:val="CommentTok"/>
         </w:rPr>
-        <w:t xml:space="preserve"># 5-point ticks for regular output</w:t>
+        <w:t xml:space="preserve"># 5-point ticks for</w:t>
+      </w:r>
+      <w:r>
+        <w:br/>
+      </w:r>
+      <w:r>
+        <w:rPr>
+          <w:rStyle w:val="NormalTok"/>
+        </w:rPr>
+        <w:t xml:space="preserve">                                    </w:t>
+      </w:r>
+      <w:r>
+        <w:rPr>
+          <w:rStyle w:val="CommentTok"/>
+        </w:rPr>
+        <w:t xml:space="preserve"># regular output</w:t>
       </w:r>
       <w:r>
         <w:br/>
@@ -2630,7 +2681,7 @@
         <w:rPr>
           <w:rStyle w:val="CommentTok"/>
         </w:rPr>
-        <w:t xml:space="preserve"># ── Private helper — not called directly ──────────────────────────────────────</w:t>
+        <w:t xml:space="preserve"># ── Private helper — not called directly ───────────────────────</w:t>
       </w:r>
       <w:r>
         <w:br/>
@@ -2726,7 +2777,16 @@
         <w:rPr>
           <w:rStyle w:val="NormalTok"/>
         </w:rPr>
-        <w:t xml:space="preserve"> base_size, </w:t>
+        <w:t xml:space="preserve"> base_size,</w:t>
+      </w:r>
+      <w:r>
+        <w:br/>
+      </w:r>
+      <w:r>
+        <w:rPr>
+          <w:rStyle w:val="NormalTok"/>
+        </w:rPr>
+        <w:t xml:space="preserve">                </w:t>
       </w:r>
       <w:r>
         <w:rPr>
@@ -2822,12 +2882,864 @@
         <w:rPr>
           <w:rStyle w:val="NormalTok"/>
         </w:rPr>
+        <w:t xml:space="preserve">,</w:t>
+      </w:r>
+      <w:r>
+        <w:br/>
+      </w:r>
+      <w:r>
+        <w:rPr>
+          <w:rStyle w:val="NormalTok"/>
+        </w:rPr>
+        <w:t xml:space="preserve">                                      </w:t>
+      </w:r>
+      <w:r>
+        <w:rPr>
+          <w:rStyle w:val="AttributeTok"/>
+        </w:rPr>
+        <w:t xml:space="preserve">size =</w:t>
+      </w:r>
+      <w:r>
+        <w:rPr>
+          <w:rStyle w:val="NormalTok"/>
+        </w:rPr>
+        <w:t xml:space="preserve"> </w:t>
+      </w:r>
+      <w:r>
+        <w:rPr>
+          <w:rStyle w:val="FunctionTok"/>
+        </w:rPr>
+        <w:t xml:space="preserve">rel</w:t>
+      </w:r>
+      <w:r>
+        <w:rPr>
+          <w:rStyle w:val="NormalTok"/>
+        </w:rPr>
+        <w:t xml:space="preserve">(</w:t>
+      </w:r>
+      <w:r>
+        <w:rPr>
+          <w:rStyle w:val="FloatTok"/>
+        </w:rPr>
+        <w:t xml:space="preserve">1.15</w:t>
+      </w:r>
+      <w:r>
+        <w:rPr>
+          <w:rStyle w:val="NormalTok"/>
+        </w:rPr>
+        <w:t xml:space="preserve">),</w:t>
+      </w:r>
+      <w:r>
+        <w:br/>
+      </w:r>
+      <w:r>
+        <w:rPr>
+          <w:rStyle w:val="NormalTok"/>
+        </w:rPr>
+        <w:t xml:space="preserve">                                      </w:t>
+      </w:r>
+      <w:r>
+        <w:rPr>
+          <w:rStyle w:val="AttributeTok"/>
+        </w:rPr>
+        <w:t xml:space="preserve">hjust =</w:t>
+      </w:r>
+      <w:r>
+        <w:rPr>
+          <w:rStyle w:val="NormalTok"/>
+        </w:rPr>
+        <w:t xml:space="preserve"> </w:t>
+      </w:r>
+      <w:r>
+        <w:rPr>
+          <w:rStyle w:val="DecValTok"/>
+        </w:rPr>
+        <w:t xml:space="preserve">0</w:t>
+      </w:r>
+      <w:r>
+        <w:rPr>
+          <w:rStyle w:val="NormalTok"/>
+        </w:rPr>
+        <w:t xml:space="preserve">),</w:t>
+      </w:r>
+      <w:r>
+        <w:br/>
+      </w:r>
+      <w:r>
+        <w:rPr>
+          <w:rStyle w:val="NormalTok"/>
+        </w:rPr>
+        <w:t xml:space="preserve">      </w:t>
+      </w:r>
+      <w:r>
+        <w:rPr>
+          <w:rStyle w:val="AttributeTok"/>
+        </w:rPr>
+        <w:t xml:space="preserve">panel.border     =</w:t>
+      </w:r>
+      <w:r>
+        <w:rPr>
+          <w:rStyle w:val="NormalTok"/>
+        </w:rPr>
+        <w:t xml:space="preserve"> </w:t>
+      </w:r>
+      <w:r>
+        <w:rPr>
+          <w:rStyle w:val="FunctionTok"/>
+        </w:rPr>
+        <w:t xml:space="preserve">element_rect</w:t>
+      </w:r>
+      <w:r>
+        <w:rPr>
+          <w:rStyle w:val="NormalTok"/>
+        </w:rPr>
+        <w:t xml:space="preserve">(</w:t>
+      </w:r>
+      <w:r>
+        <w:rPr>
+          <w:rStyle w:val="AttributeTok"/>
+        </w:rPr>
+        <w:t xml:space="preserve">fill =</w:t>
+      </w:r>
+      <w:r>
+        <w:rPr>
+          <w:rStyle w:val="NormalTok"/>
+        </w:rPr>
+        <w:t xml:space="preserve"> </w:t>
+      </w:r>
+      <w:r>
+        <w:rPr>
+          <w:rStyle w:val="ConstantTok"/>
+        </w:rPr>
+        <w:t xml:space="preserve">NA</w:t>
+      </w:r>
+      <w:r>
+        <w:rPr>
+          <w:rStyle w:val="NormalTok"/>
+        </w:rPr>
+        <w:t xml:space="preserve">,</w:t>
+      </w:r>
+      <w:r>
+        <w:br/>
+      </w:r>
+      <w:r>
+        <w:rPr>
+          <w:rStyle w:val="NormalTok"/>
+        </w:rPr>
+        <w:t xml:space="preserve">                                      </w:t>
+      </w:r>
+      <w:r>
+        <w:rPr>
+          <w:rStyle w:val="AttributeTok"/>
+        </w:rPr>
+        <w:t xml:space="preserve">colour =</w:t>
+      </w:r>
+      <w:r>
+        <w:rPr>
+          <w:rStyle w:val="NormalTok"/>
+        </w:rPr>
+        <w:t xml:space="preserve"> </w:t>
+      </w:r>
+      <w:r>
+        <w:rPr>
+          <w:rStyle w:val="StringTok"/>
+        </w:rPr>
+        <w:t xml:space="preserve">"black"</w:t>
+      </w:r>
+      <w:r>
+        <w:rPr>
+          <w:rStyle w:val="NormalTok"/>
+        </w:rPr>
+        <w:t xml:space="preserve">,</w:t>
+      </w:r>
+      <w:r>
+        <w:br/>
+      </w:r>
+      <w:r>
+        <w:rPr>
+          <w:rStyle w:val="NormalTok"/>
+        </w:rPr>
+        <w:t xml:space="preserve">                                      </w:t>
+      </w:r>
+      <w:r>
+        <w:rPr>
+          <w:rStyle w:val="AttributeTok"/>
+        </w:rPr>
+        <w:t xml:space="preserve">linewidth =</w:t>
+      </w:r>
+      <w:r>
+        <w:rPr>
+          <w:rStyle w:val="NormalTok"/>
+        </w:rPr>
+        <w:t xml:space="preserve"> line_width),</w:t>
+      </w:r>
+      <w:r>
+        <w:br/>
+      </w:r>
+      <w:r>
+        <w:rPr>
+          <w:rStyle w:val="NormalTok"/>
+        </w:rPr>
+        <w:t xml:space="preserve">      </w:t>
+      </w:r>
+      <w:r>
+        <w:rPr>
+          <w:rStyle w:val="AttributeTok"/>
+        </w:rPr>
+        <w:t xml:space="preserve">axis.line        =</w:t>
+      </w:r>
+      <w:r>
+        <w:rPr>
+          <w:rStyle w:val="NormalTok"/>
+        </w:rPr>
+        <w:t xml:space="preserve"> </w:t>
+      </w:r>
+      <w:r>
+        <w:rPr>
+          <w:rStyle w:val="FunctionTok"/>
+        </w:rPr>
+        <w:t xml:space="preserve">element_blank</w:t>
+      </w:r>
+      <w:r>
+        <w:rPr>
+          <w:rStyle w:val="NormalTok"/>
+        </w:rPr>
+        <w:t xml:space="preserve">(),   </w:t>
+      </w:r>
+      <w:r>
+        <w:rPr>
+          <w:rStyle w:val="CommentTok"/>
+        </w:rPr>
+        <w:t xml:space="preserve"># panel.border</w:t>
+      </w:r>
+      <w:r>
+        <w:br/>
+      </w:r>
+      <w:r>
+        <w:rPr>
+          <w:rStyle w:val="NormalTok"/>
+        </w:rPr>
+        <w:t xml:space="preserve">                                            </w:t>
+      </w:r>
+      <w:r>
+        <w:rPr>
+          <w:rStyle w:val="CommentTok"/>
+        </w:rPr>
+        <w:t xml:space="preserve"># handles all 4 sides</w:t>
+      </w:r>
+      <w:r>
+        <w:br/>
+      </w:r>
+      <w:r>
+        <w:rPr>
+          <w:rStyle w:val="NormalTok"/>
+        </w:rPr>
+        <w:t xml:space="preserve">      </w:t>
+      </w:r>
+      <w:r>
+        <w:rPr>
+          <w:rStyle w:val="AttributeTok"/>
+        </w:rPr>
+        <w:t xml:space="preserve">axis.ticks       =</w:t>
+      </w:r>
+      <w:r>
+        <w:rPr>
+          <w:rStyle w:val="NormalTok"/>
+        </w:rPr>
+        <w:t xml:space="preserve"> </w:t>
+      </w:r>
+      <w:r>
+        <w:rPr>
+          <w:rStyle w:val="FunctionTok"/>
+        </w:rPr>
+        <w:t xml:space="preserve">element_line</w:t>
+      </w:r>
+      <w:r>
+        <w:rPr>
+          <w:rStyle w:val="NormalTok"/>
+        </w:rPr>
+        <w:t xml:space="preserve">(</w:t>
+      </w:r>
+      <w:r>
+        <w:rPr>
+          <w:rStyle w:val="AttributeTok"/>
+        </w:rPr>
+        <w:t xml:space="preserve">colour =</w:t>
+      </w:r>
+      <w:r>
+        <w:rPr>
+          <w:rStyle w:val="NormalTok"/>
+        </w:rPr>
+        <w:t xml:space="preserve"> </w:t>
+      </w:r>
+      <w:r>
+        <w:rPr>
+          <w:rStyle w:val="StringTok"/>
+        </w:rPr>
+        <w:t xml:space="preserve">"black"</w:t>
+      </w:r>
+      <w:r>
+        <w:rPr>
+          <w:rStyle w:val="NormalTok"/>
+        </w:rPr>
+        <w:t xml:space="preserve">,</w:t>
+      </w:r>
+      <w:r>
+        <w:br/>
+      </w:r>
+      <w:r>
+        <w:rPr>
+          <w:rStyle w:val="NormalTok"/>
+        </w:rPr>
+        <w:t xml:space="preserve">                                      </w:t>
+      </w:r>
+      <w:r>
+        <w:rPr>
+          <w:rStyle w:val="AttributeTok"/>
+        </w:rPr>
+        <w:t xml:space="preserve">linewidth =</w:t>
+      </w:r>
+      <w:r>
+        <w:rPr>
+          <w:rStyle w:val="NormalTok"/>
+        </w:rPr>
+        <w:t xml:space="preserve"> line_width),</w:t>
+      </w:r>
+      <w:r>
+        <w:br/>
+      </w:r>
+      <w:r>
+        <w:rPr>
+          <w:rStyle w:val="NormalTok"/>
+        </w:rPr>
+        <w:t xml:space="preserve">      </w:t>
+      </w:r>
+      <w:r>
+        <w:rPr>
+          <w:rStyle w:val="AttributeTok"/>
+        </w:rPr>
+        <w:t xml:space="preserve">axis.ticks.length =</w:t>
+      </w:r>
+      <w:r>
+        <w:rPr>
+          <w:rStyle w:val="NormalTok"/>
+        </w:rPr>
+        <w:t xml:space="preserve"> </w:t>
+      </w:r>
+      <w:r>
+        <w:rPr>
+          <w:rStyle w:val="FunctionTok"/>
+        </w:rPr>
+        <w:t xml:space="preserve">unit</w:t>
+      </w:r>
+      <w:r>
+        <w:rPr>
+          <w:rStyle w:val="NormalTok"/>
+        </w:rPr>
+        <w:t xml:space="preserve">(tick_length_pt, </w:t>
+      </w:r>
+      <w:r>
+        <w:rPr>
+          <w:rStyle w:val="StringTok"/>
+        </w:rPr>
+        <w:t xml:space="preserve">"pt"</w:t>
+      </w:r>
+      <w:r>
+        <w:rPr>
+          <w:rStyle w:val="NormalTok"/>
+        </w:rPr>
+        <w:t xml:space="preserve">),</w:t>
+      </w:r>
+      <w:r>
+        <w:br/>
+      </w:r>
+      <w:r>
+        <w:rPr>
+          <w:rStyle w:val="NormalTok"/>
+        </w:rPr>
+        <w:t xml:space="preserve">      </w:t>
+      </w:r>
+      <w:r>
+        <w:rPr>
+          <w:rStyle w:val="AttributeTok"/>
+        </w:rPr>
+        <w:t xml:space="preserve">axis.title       =</w:t>
+      </w:r>
+      <w:r>
+        <w:rPr>
+          <w:rStyle w:val="NormalTok"/>
+        </w:rPr>
+        <w:t xml:space="preserve"> </w:t>
+      </w:r>
+      <w:r>
+        <w:rPr>
+          <w:rStyle w:val="FunctionTok"/>
+        </w:rPr>
+        <w:t xml:space="preserve">element_text</w:t>
+      </w:r>
+      <w:r>
+        <w:rPr>
+          <w:rStyle w:val="NormalTok"/>
+        </w:rPr>
+        <w:t xml:space="preserve">(</w:t>
+      </w:r>
+      <w:r>
+        <w:rPr>
+          <w:rStyle w:val="AttributeTok"/>
+        </w:rPr>
+        <w:t xml:space="preserve">face =</w:t>
+      </w:r>
+      <w:r>
+        <w:rPr>
+          <w:rStyle w:val="NormalTok"/>
+        </w:rPr>
+        <w:t xml:space="preserve"> </w:t>
+      </w:r>
+      <w:r>
+        <w:rPr>
+          <w:rStyle w:val="StringTok"/>
+        </w:rPr>
+        <w:t xml:space="preserve">"bold"</w:t>
+      </w:r>
+      <w:r>
+        <w:rPr>
+          <w:rStyle w:val="NormalTok"/>
+        </w:rPr>
+        <w:t xml:space="preserve">),</w:t>
+      </w:r>
+      <w:r>
+        <w:br/>
+      </w:r>
+      <w:r>
+        <w:rPr>
+          <w:rStyle w:val="NormalTok"/>
+        </w:rPr>
+        <w:t xml:space="preserve">      </w:t>
+      </w:r>
+      <w:r>
+        <w:rPr>
+          <w:rStyle w:val="AttributeTok"/>
+        </w:rPr>
+        <w:t xml:space="preserve">axis.title.x     =</w:t>
+      </w:r>
+      <w:r>
+        <w:rPr>
+          <w:rStyle w:val="NormalTok"/>
+        </w:rPr>
+        <w:t xml:space="preserve"> </w:t>
+      </w:r>
+      <w:r>
+        <w:rPr>
+          <w:rStyle w:val="FunctionTok"/>
+        </w:rPr>
+        <w:t xml:space="preserve">element_text</w:t>
+      </w:r>
+      <w:r>
+        <w:rPr>
+          <w:rStyle w:val="NormalTok"/>
+        </w:rPr>
+        <w:t xml:space="preserve">(</w:t>
+      </w:r>
+      <w:r>
+        <w:br/>
+      </w:r>
+      <w:r>
+        <w:rPr>
+          <w:rStyle w:val="NormalTok"/>
+        </w:rPr>
+        <w:t xml:space="preserve">        </w:t>
+      </w:r>
+      <w:r>
+        <w:rPr>
+          <w:rStyle w:val="AttributeTok"/>
+        </w:rPr>
+        <w:t xml:space="preserve">margin =</w:t>
+      </w:r>
+      <w:r>
+        <w:rPr>
+          <w:rStyle w:val="NormalTok"/>
+        </w:rPr>
+        <w:t xml:space="preserve"> </w:t>
+      </w:r>
+      <w:r>
+        <w:rPr>
+          <w:rStyle w:val="FunctionTok"/>
+        </w:rPr>
+        <w:t xml:space="preserve">margin</w:t>
+      </w:r>
+      <w:r>
+        <w:rPr>
+          <w:rStyle w:val="NormalTok"/>
+        </w:rPr>
+        <w:t xml:space="preserve">(</w:t>
+      </w:r>
+      <w:r>
+        <w:rPr>
+          <w:rStyle w:val="AttributeTok"/>
+        </w:rPr>
+        <w:t xml:space="preserve">t =</w:t>
+      </w:r>
+      <w:r>
+        <w:rPr>
+          <w:rStyle w:val="NormalTok"/>
+        </w:rPr>
+        <w:t xml:space="preserve"> axis_margin)),</w:t>
+      </w:r>
+      <w:r>
+        <w:br/>
+      </w:r>
+      <w:r>
+        <w:rPr>
+          <w:rStyle w:val="NormalTok"/>
+        </w:rPr>
+        <w:t xml:space="preserve">      </w:t>
+      </w:r>
+      <w:r>
+        <w:rPr>
+          <w:rStyle w:val="AttributeTok"/>
+        </w:rPr>
+        <w:t xml:space="preserve">axis.title.y     =</w:t>
+      </w:r>
+      <w:r>
+        <w:rPr>
+          <w:rStyle w:val="NormalTok"/>
+        </w:rPr>
+        <w:t xml:space="preserve"> </w:t>
+      </w:r>
+      <w:r>
+        <w:rPr>
+          <w:rStyle w:val="FunctionTok"/>
+        </w:rPr>
+        <w:t xml:space="preserve">element_text</w:t>
+      </w:r>
+      <w:r>
+        <w:rPr>
+          <w:rStyle w:val="NormalTok"/>
+        </w:rPr>
+        <w:t xml:space="preserve">(</w:t>
+      </w:r>
+      <w:r>
+        <w:br/>
+      </w:r>
+      <w:r>
+        <w:rPr>
+          <w:rStyle w:val="NormalTok"/>
+        </w:rPr>
+        <w:t xml:space="preserve">        </w:t>
+      </w:r>
+      <w:r>
+        <w:rPr>
+          <w:rStyle w:val="AttributeTok"/>
+        </w:rPr>
+        <w:t xml:space="preserve">margin =</w:t>
+      </w:r>
+      <w:r>
+        <w:rPr>
+          <w:rStyle w:val="NormalTok"/>
+        </w:rPr>
+        <w:t xml:space="preserve"> </w:t>
+      </w:r>
+      <w:r>
+        <w:rPr>
+          <w:rStyle w:val="FunctionTok"/>
+        </w:rPr>
+        <w:t xml:space="preserve">margin</w:t>
+      </w:r>
+      <w:r>
+        <w:rPr>
+          <w:rStyle w:val="NormalTok"/>
+        </w:rPr>
+        <w:t xml:space="preserve">(</w:t>
+      </w:r>
+      <w:r>
+        <w:rPr>
+          <w:rStyle w:val="AttributeTok"/>
+        </w:rPr>
+        <w:t xml:space="preserve">r =</w:t>
+      </w:r>
+      <w:r>
+        <w:rPr>
+          <w:rStyle w:val="NormalTok"/>
+        </w:rPr>
+        <w:t xml:space="preserve"> axis_margin), </w:t>
+      </w:r>
+      <w:r>
+        <w:rPr>
+          <w:rStyle w:val="AttributeTok"/>
+        </w:rPr>
+        <w:t xml:space="preserve">angle =</w:t>
+      </w:r>
+      <w:r>
+        <w:rPr>
+          <w:rStyle w:val="NormalTok"/>
+        </w:rPr>
+        <w:t xml:space="preserve"> </w:t>
+      </w:r>
+      <w:r>
+        <w:rPr>
+          <w:rStyle w:val="DecValTok"/>
+        </w:rPr>
+        <w:t xml:space="preserve">90</w:t>
+      </w:r>
+      <w:r>
+        <w:rPr>
+          <w:rStyle w:val="NormalTok"/>
+        </w:rPr>
+        <w:t xml:space="preserve">),</w:t>
+      </w:r>
+      <w:r>
+        <w:br/>
+      </w:r>
+      <w:r>
+        <w:rPr>
+          <w:rStyle w:val="NormalTok"/>
+        </w:rPr>
+        <w:t xml:space="preserve">      </w:t>
+      </w:r>
+      <w:r>
+        <w:rPr>
+          <w:rStyle w:val="AttributeTok"/>
+        </w:rPr>
+        <w:t xml:space="preserve">axis.text        =</w:t>
+      </w:r>
+      <w:r>
+        <w:rPr>
+          <w:rStyle w:val="NormalTok"/>
+        </w:rPr>
+        <w:t xml:space="preserve"> </w:t>
+      </w:r>
+      <w:r>
+        <w:rPr>
+          <w:rStyle w:val="FunctionTok"/>
+        </w:rPr>
+        <w:t xml:space="preserve">element_text</w:t>
+      </w:r>
+      <w:r>
+        <w:rPr>
+          <w:rStyle w:val="NormalTok"/>
+        </w:rPr>
+        <w:t xml:space="preserve">(</w:t>
+      </w:r>
+      <w:r>
+        <w:rPr>
+          <w:rStyle w:val="AttributeTok"/>
+        </w:rPr>
+        <w:t xml:space="preserve">colour =</w:t>
+      </w:r>
+      <w:r>
+        <w:rPr>
+          <w:rStyle w:val="NormalTok"/>
+        </w:rPr>
+        <w:t xml:space="preserve"> </w:t>
+      </w:r>
+      <w:r>
+        <w:rPr>
+          <w:rStyle w:val="StringTok"/>
+        </w:rPr>
+        <w:t xml:space="preserve">"grey20"</w:t>
+      </w:r>
+      <w:r>
+        <w:rPr>
+          <w:rStyle w:val="NormalTok"/>
+        </w:rPr>
+        <w:t xml:space="preserve">,</w:t>
+      </w:r>
+      <w:r>
+        <w:br/>
+      </w:r>
+      <w:r>
+        <w:rPr>
+          <w:rStyle w:val="NormalTok"/>
+        </w:rPr>
+        <w:t xml:space="preserve">                                      </w:t>
+      </w:r>
+      <w:r>
+        <w:rPr>
+          <w:rStyle w:val="AttributeTok"/>
+        </w:rPr>
+        <w:t xml:space="preserve">size =</w:t>
+      </w:r>
+      <w:r>
+        <w:rPr>
+          <w:rStyle w:val="NormalTok"/>
+        </w:rPr>
+        <w:t xml:space="preserve"> </w:t>
+      </w:r>
+      <w:r>
+        <w:rPr>
+          <w:rStyle w:val="FunctionTok"/>
+        </w:rPr>
+        <w:t xml:space="preserve">rel</w:t>
+      </w:r>
+      <w:r>
+        <w:rPr>
+          <w:rStyle w:val="NormalTok"/>
+        </w:rPr>
+        <w:t xml:space="preserve">(</w:t>
+      </w:r>
+      <w:r>
+        <w:rPr>
+          <w:rStyle w:val="FloatTok"/>
+        </w:rPr>
+        <w:t xml:space="preserve">0.90</w:t>
+      </w:r>
+      <w:r>
+        <w:rPr>
+          <w:rStyle w:val="NormalTok"/>
+        </w:rPr>
+        <w:t xml:space="preserve">)),</w:t>
+      </w:r>
+      <w:r>
+        <w:br/>
+      </w:r>
+      <w:r>
+        <w:rPr>
+          <w:rStyle w:val="NormalTok"/>
+        </w:rPr>
+        <w:t xml:space="preserve">      </w:t>
+      </w:r>
+      <w:r>
+        <w:rPr>
+          <w:rStyle w:val="AttributeTok"/>
+        </w:rPr>
+        <w:t xml:space="preserve">legend.key       =</w:t>
+      </w:r>
+      <w:r>
+        <w:rPr>
+          <w:rStyle w:val="NormalTok"/>
+        </w:rPr>
+        <w:t xml:space="preserve"> </w:t>
+      </w:r>
+      <w:r>
+        <w:rPr>
+          <w:rStyle w:val="FunctionTok"/>
+        </w:rPr>
+        <w:t xml:space="preserve">element_rect</w:t>
+      </w:r>
+      <w:r>
+        <w:rPr>
+          <w:rStyle w:val="NormalTok"/>
+        </w:rPr>
+        <w:t xml:space="preserve">(</w:t>
+      </w:r>
+      <w:r>
+        <w:rPr>
+          <w:rStyle w:val="AttributeTok"/>
+        </w:rPr>
+        <w:t xml:space="preserve">fill =</w:t>
+      </w:r>
+      <w:r>
+        <w:rPr>
+          <w:rStyle w:val="NormalTok"/>
+        </w:rPr>
+        <w:t xml:space="preserve"> </w:t>
+      </w:r>
+      <w:r>
+        <w:rPr>
+          <w:rStyle w:val="ConstantTok"/>
+        </w:rPr>
+        <w:t xml:space="preserve">NA</w:t>
+      </w:r>
+      <w:r>
+        <w:rPr>
+          <w:rStyle w:val="NormalTok"/>
+        </w:rPr>
         <w:t xml:space="preserve">, </w:t>
       </w:r>
       <w:r>
         <w:rPr>
           <w:rStyle w:val="AttributeTok"/>
         </w:rPr>
+        <w:t xml:space="preserve">colour =</w:t>
+      </w:r>
+      <w:r>
+        <w:rPr>
+          <w:rStyle w:val="NormalTok"/>
+        </w:rPr>
+        <w:t xml:space="preserve"> </w:t>
+      </w:r>
+      <w:r>
+        <w:rPr>
+          <w:rStyle w:val="ConstantTok"/>
+        </w:rPr>
+        <w:t xml:space="preserve">NA</w:t>
+      </w:r>
+      <w:r>
+        <w:rPr>
+          <w:rStyle w:val="NormalTok"/>
+        </w:rPr>
+        <w:t xml:space="preserve">),</w:t>
+      </w:r>
+      <w:r>
+        <w:br/>
+      </w:r>
+      <w:r>
+        <w:rPr>
+          <w:rStyle w:val="NormalTok"/>
+        </w:rPr>
+        <w:t xml:space="preserve">      </w:t>
+      </w:r>
+      <w:r>
+        <w:rPr>
+          <w:rStyle w:val="AttributeTok"/>
+        </w:rPr>
+        <w:t xml:space="preserve">legend.title     =</w:t>
+      </w:r>
+      <w:r>
+        <w:rPr>
+          <w:rStyle w:val="NormalTok"/>
+        </w:rPr>
+        <w:t xml:space="preserve"> </w:t>
+      </w:r>
+      <w:r>
+        <w:rPr>
+          <w:rStyle w:val="FunctionTok"/>
+        </w:rPr>
+        <w:t xml:space="preserve">element_text</w:t>
+      </w:r>
+      <w:r>
+        <w:rPr>
+          <w:rStyle w:val="NormalTok"/>
+        </w:rPr>
+        <w:t xml:space="preserve">(</w:t>
+      </w:r>
+      <w:r>
+        <w:rPr>
+          <w:rStyle w:val="AttributeTok"/>
+        </w:rPr>
+        <w:t xml:space="preserve">face =</w:t>
+      </w:r>
+      <w:r>
+        <w:rPr>
+          <w:rStyle w:val="NormalTok"/>
+        </w:rPr>
+        <w:t xml:space="preserve"> </w:t>
+      </w:r>
+      <w:r>
+        <w:rPr>
+          <w:rStyle w:val="StringTok"/>
+        </w:rPr>
+        <w:t xml:space="preserve">"bold"</w:t>
+      </w:r>
+      <w:r>
+        <w:rPr>
+          <w:rStyle w:val="NormalTok"/>
+        </w:rPr>
+        <w:t xml:space="preserve">,</w:t>
+      </w:r>
+      <w:r>
+        <w:br/>
+      </w:r>
+      <w:r>
+        <w:rPr>
+          <w:rStyle w:val="NormalTok"/>
+        </w:rPr>
+        <w:t xml:space="preserve">                                      </w:t>
+      </w:r>
+      <w:r>
+        <w:rPr>
+          <w:rStyle w:val="AttributeTok"/>
+        </w:rPr>
         <w:t xml:space="preserve">size =</w:t>
       </w:r>
       <w:r>
@@ -2852,31 +3764,154 @@
         <w:rPr>
           <w:rStyle w:val="FloatTok"/>
         </w:rPr>
-        <w:t xml:space="preserve">1.15</w:t>
-      </w:r>
-      <w:r>
-        <w:rPr>
-          <w:rStyle w:val="NormalTok"/>
-        </w:rPr>
-        <w:t xml:space="preserve">), </w:t>
-      </w:r>
-      <w:r>
-        <w:rPr>
-          <w:rStyle w:val="AttributeTok"/>
-        </w:rPr>
-        <w:t xml:space="preserve">hjust =</w:t>
-      </w:r>
-      <w:r>
-        <w:rPr>
-          <w:rStyle w:val="NormalTok"/>
-        </w:rPr>
-        <w:t xml:space="preserve"> </w:t>
-      </w:r>
-      <w:r>
-        <w:rPr>
-          <w:rStyle w:val="DecValTok"/>
-        </w:rPr>
-        <w:t xml:space="preserve">0</w:t>
+        <w:t xml:space="preserve">0.95</w:t>
+      </w:r>
+      <w:r>
+        <w:rPr>
+          <w:rStyle w:val="NormalTok"/>
+        </w:rPr>
+        <w:t xml:space="preserve">)),</w:t>
+      </w:r>
+      <w:r>
+        <w:br/>
+      </w:r>
+      <w:r>
+        <w:rPr>
+          <w:rStyle w:val="NormalTok"/>
+        </w:rPr>
+        <w:t xml:space="preserve">      </w:t>
+      </w:r>
+      <w:r>
+        <w:rPr>
+          <w:rStyle w:val="AttributeTok"/>
+        </w:rPr>
+        <w:t xml:space="preserve">legend.text      =</w:t>
+      </w:r>
+      <w:r>
+        <w:rPr>
+          <w:rStyle w:val="NormalTok"/>
+        </w:rPr>
+        <w:t xml:space="preserve"> </w:t>
+      </w:r>
+      <w:r>
+        <w:rPr>
+          <w:rStyle w:val="FunctionTok"/>
+        </w:rPr>
+        <w:t xml:space="preserve">element_text</w:t>
+      </w:r>
+      <w:r>
+        <w:rPr>
+          <w:rStyle w:val="NormalTok"/>
+        </w:rPr>
+        <w:t xml:space="preserve">(</w:t>
+      </w:r>
+      <w:r>
+        <w:rPr>
+          <w:rStyle w:val="AttributeTok"/>
+        </w:rPr>
+        <w:t xml:space="preserve">face =</w:t>
+      </w:r>
+      <w:r>
+        <w:rPr>
+          <w:rStyle w:val="NormalTok"/>
+        </w:rPr>
+        <w:t xml:space="preserve"> </w:t>
+      </w:r>
+      <w:r>
+        <w:rPr>
+          <w:rStyle w:val="StringTok"/>
+        </w:rPr>
+        <w:t xml:space="preserve">"plain"</w:t>
+      </w:r>
+      <w:r>
+        <w:rPr>
+          <w:rStyle w:val="NormalTok"/>
+        </w:rPr>
+        <w:t xml:space="preserve">,</w:t>
+      </w:r>
+      <w:r>
+        <w:br/>
+      </w:r>
+      <w:r>
+        <w:rPr>
+          <w:rStyle w:val="NormalTok"/>
+        </w:rPr>
+        <w:t xml:space="preserve">                                      </w:t>
+      </w:r>
+      <w:r>
+        <w:rPr>
+          <w:rStyle w:val="AttributeTok"/>
+        </w:rPr>
+        <w:t xml:space="preserve">size =</w:t>
+      </w:r>
+      <w:r>
+        <w:rPr>
+          <w:rStyle w:val="NormalTok"/>
+        </w:rPr>
+        <w:t xml:space="preserve"> </w:t>
+      </w:r>
+      <w:r>
+        <w:rPr>
+          <w:rStyle w:val="FunctionTok"/>
+        </w:rPr>
+        <w:t xml:space="preserve">rel</w:t>
+      </w:r>
+      <w:r>
+        <w:rPr>
+          <w:rStyle w:val="NormalTok"/>
+        </w:rPr>
+        <w:t xml:space="preserve">(</w:t>
+      </w:r>
+      <w:r>
+        <w:rPr>
+          <w:rStyle w:val="FloatTok"/>
+        </w:rPr>
+        <w:t xml:space="preserve">0.85</w:t>
+      </w:r>
+      <w:r>
+        <w:rPr>
+          <w:rStyle w:val="NormalTok"/>
+        </w:rPr>
+        <w:t xml:space="preserve">)),</w:t>
+      </w:r>
+      <w:r>
+        <w:br/>
+      </w:r>
+      <w:r>
+        <w:rPr>
+          <w:rStyle w:val="NormalTok"/>
+        </w:rPr>
+        <w:t xml:space="preserve">      </w:t>
+      </w:r>
+      <w:r>
+        <w:rPr>
+          <w:rStyle w:val="AttributeTok"/>
+        </w:rPr>
+        <w:t xml:space="preserve">legend.key.size  =</w:t>
+      </w:r>
+      <w:r>
+        <w:rPr>
+          <w:rStyle w:val="NormalTok"/>
+        </w:rPr>
+        <w:t xml:space="preserve"> </w:t>
+      </w:r>
+      <w:r>
+        <w:rPr>
+          <w:rStyle w:val="FunctionTok"/>
+        </w:rPr>
+        <w:t xml:space="preserve">unit</w:t>
+      </w:r>
+      <w:r>
+        <w:rPr>
+          <w:rStyle w:val="NormalTok"/>
+        </w:rPr>
+        <w:t xml:space="preserve">(legend_key_size, </w:t>
+      </w:r>
+      <w:r>
+        <w:rPr>
+          <w:rStyle w:val="StringTok"/>
+        </w:rPr>
+        <w:t xml:space="preserve">"pt"</w:t>
       </w:r>
       <w:r>
         <w:rPr>
@@ -2897,7 +3932,7 @@
         <w:rPr>
           <w:rStyle w:val="AttributeTok"/>
         </w:rPr>
-        <w:t xml:space="preserve">panel.border     =</w:t>
+        <w:t xml:space="preserve">strip.background =</w:t>
       </w:r>
       <w:r>
         <w:rPr>
@@ -2931,15 +3966,24 @@
       </w:r>
       <w:r>
         <w:rPr>
-          <w:rStyle w:val="ConstantTok"/>
-        </w:rPr>
-        <w:t xml:space="preserve">NA</w:t>
-      </w:r>
-      <w:r>
-        <w:rPr>
-          <w:rStyle w:val="NormalTok"/>
-        </w:rPr>
-        <w:t xml:space="preserve">, </w:t>
+          <w:rStyle w:val="StringTok"/>
+        </w:rPr>
+        <w:t xml:space="preserve">"grey92"</w:t>
+      </w:r>
+      <w:r>
+        <w:rPr>
+          <w:rStyle w:val="NormalTok"/>
+        </w:rPr>
+        <w:t xml:space="preserve">,</w:t>
+      </w:r>
+      <w:r>
+        <w:br/>
+      </w:r>
+      <w:r>
+        <w:rPr>
+          <w:rStyle w:val="NormalTok"/>
+        </w:rPr>
+        <w:t xml:space="preserve">                                      </w:t>
       </w:r>
       <w:r>
         <w:rPr>
@@ -2999,7 +4043,7 @@
         <w:rPr>
           <w:rStyle w:val="AttributeTok"/>
         </w:rPr>
-        <w:t xml:space="preserve">axis.line        =</w:t>
+        <w:t xml:space="preserve">strip.text       =</w:t>
       </w:r>
       <w:r>
         <w:rPr>
@@ -3011,1114 +4055,253 @@
         <w:rPr>
           <w:rStyle w:val="FunctionTok"/>
         </w:rPr>
-        <w:t xml:space="preserve">element_blank</w:t>
-      </w:r>
-      <w:r>
-        <w:rPr>
-          <w:rStyle w:val="NormalTok"/>
-        </w:rPr>
-        <w:t xml:space="preserve">(),   </w:t>
+        <w:t xml:space="preserve">element_text</w:t>
+      </w:r>
+      <w:r>
+        <w:rPr>
+          <w:rStyle w:val="NormalTok"/>
+        </w:rPr>
+        <w:t xml:space="preserve">(</w:t>
+      </w:r>
+      <w:r>
+        <w:rPr>
+          <w:rStyle w:val="AttributeTok"/>
+        </w:rPr>
+        <w:t xml:space="preserve">face =</w:t>
+      </w:r>
+      <w:r>
+        <w:rPr>
+          <w:rStyle w:val="NormalTok"/>
+        </w:rPr>
+        <w:t xml:space="preserve"> </w:t>
+      </w:r>
+      <w:r>
+        <w:rPr>
+          <w:rStyle w:val="StringTok"/>
+        </w:rPr>
+        <w:t xml:space="preserve">"bold"</w:t>
+      </w:r>
+      <w:r>
+        <w:rPr>
+          <w:rStyle w:val="NormalTok"/>
+        </w:rPr>
+        <w:t xml:space="preserve">,</w:t>
+      </w:r>
+      <w:r>
+        <w:br/>
+      </w:r>
+      <w:r>
+        <w:rPr>
+          <w:rStyle w:val="NormalTok"/>
+        </w:rPr>
+        <w:t xml:space="preserve">                                      </w:t>
+      </w:r>
+      <w:r>
+        <w:rPr>
+          <w:rStyle w:val="AttributeTok"/>
+        </w:rPr>
+        <w:t xml:space="preserve">size =</w:t>
+      </w:r>
+      <w:r>
+        <w:rPr>
+          <w:rStyle w:val="NormalTok"/>
+        </w:rPr>
+        <w:t xml:space="preserve"> </w:t>
+      </w:r>
+      <w:r>
+        <w:rPr>
+          <w:rStyle w:val="FunctionTok"/>
+        </w:rPr>
+        <w:t xml:space="preserve">rel</w:t>
+      </w:r>
+      <w:r>
+        <w:rPr>
+          <w:rStyle w:val="NormalTok"/>
+        </w:rPr>
+        <w:t xml:space="preserve">(</w:t>
+      </w:r>
+      <w:r>
+        <w:rPr>
+          <w:rStyle w:val="FloatTok"/>
+        </w:rPr>
+        <w:t xml:space="preserve">0.95</w:t>
+      </w:r>
+      <w:r>
+        <w:rPr>
+          <w:rStyle w:val="NormalTok"/>
+        </w:rPr>
+        <w:t xml:space="preserve">)),</w:t>
+      </w:r>
+      <w:r>
+        <w:br/>
+      </w:r>
+      <w:r>
+        <w:rPr>
+          <w:rStyle w:val="NormalTok"/>
+        </w:rPr>
+        <w:t xml:space="preserve">      </w:t>
+      </w:r>
+      <w:r>
+        <w:rPr>
+          <w:rStyle w:val="AttributeTok"/>
+        </w:rPr>
+        <w:t xml:space="preserve">strip.text.x     =</w:t>
+      </w:r>
+      <w:r>
+        <w:rPr>
+          <w:rStyle w:val="NormalTok"/>
+        </w:rPr>
+        <w:t xml:space="preserve"> </w:t>
+      </w:r>
+      <w:r>
+        <w:rPr>
+          <w:rStyle w:val="FunctionTok"/>
+        </w:rPr>
+        <w:t xml:space="preserve">element_text</w:t>
+      </w:r>
+      <w:r>
+        <w:rPr>
+          <w:rStyle w:val="NormalTok"/>
+        </w:rPr>
+        <w:t xml:space="preserve">(</w:t>
+      </w:r>
+      <w:r>
+        <w:br/>
+      </w:r>
+      <w:r>
+        <w:rPr>
+          <w:rStyle w:val="NormalTok"/>
+        </w:rPr>
+        <w:t xml:space="preserve">        </w:t>
+      </w:r>
+      <w:r>
+        <w:rPr>
+          <w:rStyle w:val="AttributeTok"/>
+        </w:rPr>
+        <w:t xml:space="preserve">margin =</w:t>
+      </w:r>
+      <w:r>
+        <w:rPr>
+          <w:rStyle w:val="NormalTok"/>
+        </w:rPr>
+        <w:t xml:space="preserve"> </w:t>
+      </w:r>
+      <w:r>
+        <w:rPr>
+          <w:rStyle w:val="FunctionTok"/>
+        </w:rPr>
+        <w:t xml:space="preserve">margin</w:t>
+      </w:r>
+      <w:r>
+        <w:rPr>
+          <w:rStyle w:val="NormalTok"/>
+        </w:rPr>
+        <w:t xml:space="preserve">(</w:t>
+      </w:r>
+      <w:r>
+        <w:rPr>
+          <w:rStyle w:val="AttributeTok"/>
+        </w:rPr>
+        <w:t xml:space="preserve">t =</w:t>
+      </w:r>
+      <w:r>
+        <w:rPr>
+          <w:rStyle w:val="NormalTok"/>
+        </w:rPr>
+        <w:t xml:space="preserve"> strip_v_margin,</w:t>
+      </w:r>
+      <w:r>
+        <w:br/>
+      </w:r>
+      <w:r>
+        <w:rPr>
+          <w:rStyle w:val="NormalTok"/>
+        </w:rPr>
+        <w:t xml:space="preserve">                        </w:t>
+      </w:r>
+      <w:r>
+        <w:rPr>
+          <w:rStyle w:val="AttributeTok"/>
+        </w:rPr>
+        <w:t xml:space="preserve">b =</w:t>
+      </w:r>
+      <w:r>
+        <w:rPr>
+          <w:rStyle w:val="NormalTok"/>
+        </w:rPr>
+        <w:t xml:space="preserve"> strip_v_margin)),</w:t>
+      </w:r>
+      <w:r>
+        <w:br/>
+      </w:r>
+      <w:r>
+        <w:rPr>
+          <w:rStyle w:val="NormalTok"/>
+        </w:rPr>
+        <w:t xml:space="preserve">      </w:t>
+      </w:r>
+      <w:r>
+        <w:rPr>
+          <w:rStyle w:val="AttributeTok"/>
+        </w:rPr>
+        <w:t xml:space="preserve">plot.margin      =</w:t>
+      </w:r>
+      <w:r>
+        <w:rPr>
+          <w:rStyle w:val="NormalTok"/>
+        </w:rPr>
+        <w:t xml:space="preserve"> </w:t>
+      </w:r>
+      <w:r>
+        <w:rPr>
+          <w:rStyle w:val="FunctionTok"/>
+        </w:rPr>
+        <w:t xml:space="preserve">margin</w:t>
+      </w:r>
+      <w:r>
+        <w:rPr>
+          <w:rStyle w:val="NormalTok"/>
+        </w:rPr>
+        <w:t xml:space="preserve">(title_margin, title_margin,</w:t>
+      </w:r>
+      <w:r>
+        <w:br/>
+      </w:r>
+      <w:r>
+        <w:rPr>
+          <w:rStyle w:val="NormalTok"/>
+        </w:rPr>
+        <w:t xml:space="preserve">                                title_margin, title_margin)</w:t>
+      </w:r>
+      <w:r>
+        <w:br/>
+      </w:r>
+      <w:r>
+        <w:rPr>
+          <w:rStyle w:val="NormalTok"/>
+        </w:rPr>
+        <w:t xml:space="preserve">    )</w:t>
+      </w:r>
+      <w:r>
+        <w:br/>
+      </w:r>
+      <w:r>
+        <w:rPr>
+          <w:rStyle w:val="NormalTok"/>
+        </w:rPr>
+        <w:t xml:space="preserve">}</w:t>
+      </w:r>
+      <w:r>
+        <w:br/>
+      </w:r>
+      <w:r>
+        <w:br/>
       </w:r>
       <w:r>
         <w:rPr>
           <w:rStyle w:val="CommentTok"/>
         </w:rPr>
-        <w:t xml:space="preserve"># panel.border handles all 4 sides</w:t>
-      </w:r>
-      <w:r>
-        <w:br/>
-      </w:r>
-      <w:r>
-        <w:rPr>
-          <w:rStyle w:val="NormalTok"/>
-        </w:rPr>
-        <w:t xml:space="preserve">      </w:t>
-      </w:r>
-      <w:r>
-        <w:rPr>
-          <w:rStyle w:val="AttributeTok"/>
-        </w:rPr>
-        <w:t xml:space="preserve">axis.ticks       =</w:t>
-      </w:r>
-      <w:r>
-        <w:rPr>
-          <w:rStyle w:val="NormalTok"/>
-        </w:rPr>
-        <w:t xml:space="preserve"> </w:t>
-      </w:r>
-      <w:r>
-        <w:rPr>
-          <w:rStyle w:val="FunctionTok"/>
-        </w:rPr>
-        <w:t xml:space="preserve">element_line</w:t>
-      </w:r>
-      <w:r>
-        <w:rPr>
-          <w:rStyle w:val="NormalTok"/>
-        </w:rPr>
-        <w:t xml:space="preserve">(</w:t>
-      </w:r>
-      <w:r>
-        <w:rPr>
-          <w:rStyle w:val="AttributeTok"/>
-        </w:rPr>
-        <w:t xml:space="preserve">colour =</w:t>
-      </w:r>
-      <w:r>
-        <w:rPr>
-          <w:rStyle w:val="NormalTok"/>
-        </w:rPr>
-        <w:t xml:space="preserve"> </w:t>
-      </w:r>
-      <w:r>
-        <w:rPr>
-          <w:rStyle w:val="StringTok"/>
-        </w:rPr>
-        <w:t xml:space="preserve">"black"</w:t>
-      </w:r>
-      <w:r>
-        <w:rPr>
-          <w:rStyle w:val="NormalTok"/>
-        </w:rPr>
-        <w:t xml:space="preserve">, </w:t>
-      </w:r>
-      <w:r>
-        <w:rPr>
-          <w:rStyle w:val="AttributeTok"/>
-        </w:rPr>
-        <w:t xml:space="preserve">linewidth =</w:t>
-      </w:r>
-      <w:r>
-        <w:rPr>
-          <w:rStyle w:val="NormalTok"/>
-        </w:rPr>
-        <w:t xml:space="preserve"> line_width),</w:t>
-      </w:r>
-      <w:r>
-        <w:br/>
-      </w:r>
-      <w:r>
-        <w:rPr>
-          <w:rStyle w:val="NormalTok"/>
-        </w:rPr>
-        <w:t xml:space="preserve">      </w:t>
-      </w:r>
-      <w:r>
-        <w:rPr>
-          <w:rStyle w:val="AttributeTok"/>
-        </w:rPr>
-        <w:t xml:space="preserve">axis.ticks.length =</w:t>
-      </w:r>
-      <w:r>
-        <w:rPr>
-          <w:rStyle w:val="NormalTok"/>
-        </w:rPr>
-        <w:t xml:space="preserve"> </w:t>
-      </w:r>
-      <w:r>
-        <w:rPr>
-          <w:rStyle w:val="FunctionTok"/>
-        </w:rPr>
-        <w:t xml:space="preserve">unit</w:t>
-      </w:r>
-      <w:r>
-        <w:rPr>
-          <w:rStyle w:val="NormalTok"/>
-        </w:rPr>
-        <w:t xml:space="preserve">(tick_length_pt, </w:t>
-      </w:r>
-      <w:r>
-        <w:rPr>
-          <w:rStyle w:val="StringTok"/>
-        </w:rPr>
-        <w:t xml:space="preserve">"pt"</w:t>
-      </w:r>
-      <w:r>
-        <w:rPr>
-          <w:rStyle w:val="NormalTok"/>
-        </w:rPr>
-        <w:t xml:space="preserve">),</w:t>
-      </w:r>
-      <w:r>
-        <w:br/>
-      </w:r>
-      <w:r>
-        <w:rPr>
-          <w:rStyle w:val="NormalTok"/>
-        </w:rPr>
-        <w:t xml:space="preserve">      </w:t>
-      </w:r>
-      <w:r>
-        <w:rPr>
-          <w:rStyle w:val="AttributeTok"/>
-        </w:rPr>
-        <w:t xml:space="preserve">axis.title       =</w:t>
-      </w:r>
-      <w:r>
-        <w:rPr>
-          <w:rStyle w:val="NormalTok"/>
-        </w:rPr>
-        <w:t xml:space="preserve"> </w:t>
-      </w:r>
-      <w:r>
-        <w:rPr>
-          <w:rStyle w:val="FunctionTok"/>
-        </w:rPr>
-        <w:t xml:space="preserve">element_text</w:t>
-      </w:r>
-      <w:r>
-        <w:rPr>
-          <w:rStyle w:val="NormalTok"/>
-        </w:rPr>
-        <w:t xml:space="preserve">(</w:t>
-      </w:r>
-      <w:r>
-        <w:rPr>
-          <w:rStyle w:val="AttributeTok"/>
-        </w:rPr>
-        <w:t xml:space="preserve">face =</w:t>
-      </w:r>
-      <w:r>
-        <w:rPr>
-          <w:rStyle w:val="NormalTok"/>
-        </w:rPr>
-        <w:t xml:space="preserve"> </w:t>
-      </w:r>
-      <w:r>
-        <w:rPr>
-          <w:rStyle w:val="StringTok"/>
-        </w:rPr>
-        <w:t xml:space="preserve">"bold"</w:t>
-      </w:r>
-      <w:r>
-        <w:rPr>
-          <w:rStyle w:val="NormalTok"/>
-        </w:rPr>
-        <w:t xml:space="preserve">),</w:t>
-      </w:r>
-      <w:r>
-        <w:br/>
-      </w:r>
-      <w:r>
-        <w:rPr>
-          <w:rStyle w:val="NormalTok"/>
-        </w:rPr>
-        <w:t xml:space="preserve">      </w:t>
-      </w:r>
-      <w:r>
-        <w:rPr>
-          <w:rStyle w:val="AttributeTok"/>
-        </w:rPr>
-        <w:t xml:space="preserve">axis.title.x     =</w:t>
-      </w:r>
-      <w:r>
-        <w:rPr>
-          <w:rStyle w:val="NormalTok"/>
-        </w:rPr>
-        <w:t xml:space="preserve"> </w:t>
-      </w:r>
-      <w:r>
-        <w:rPr>
-          <w:rStyle w:val="FunctionTok"/>
-        </w:rPr>
-        <w:t xml:space="preserve">element_text</w:t>
-      </w:r>
-      <w:r>
-        <w:rPr>
-          <w:rStyle w:val="NormalTok"/>
-        </w:rPr>
-        <w:t xml:space="preserve">(</w:t>
-      </w:r>
-      <w:r>
-        <w:rPr>
-          <w:rStyle w:val="AttributeTok"/>
-        </w:rPr>
-        <w:t xml:space="preserve">margin =</w:t>
-      </w:r>
-      <w:r>
-        <w:rPr>
-          <w:rStyle w:val="NormalTok"/>
-        </w:rPr>
-        <w:t xml:space="preserve"> </w:t>
-      </w:r>
-      <w:r>
-        <w:rPr>
-          <w:rStyle w:val="FunctionTok"/>
-        </w:rPr>
-        <w:t xml:space="preserve">margin</w:t>
-      </w:r>
-      <w:r>
-        <w:rPr>
-          <w:rStyle w:val="NormalTok"/>
-        </w:rPr>
-        <w:t xml:space="preserve">(</w:t>
-      </w:r>
-      <w:r>
-        <w:rPr>
-          <w:rStyle w:val="AttributeTok"/>
-        </w:rPr>
-        <w:t xml:space="preserve">t =</w:t>
-      </w:r>
-      <w:r>
-        <w:rPr>
-          <w:rStyle w:val="NormalTok"/>
-        </w:rPr>
-        <w:t xml:space="preserve"> axis_margin)),</w:t>
-      </w:r>
-      <w:r>
-        <w:br/>
-      </w:r>
-      <w:r>
-        <w:rPr>
-          <w:rStyle w:val="NormalTok"/>
-        </w:rPr>
-        <w:t xml:space="preserve">      </w:t>
-      </w:r>
-      <w:r>
-        <w:rPr>
-          <w:rStyle w:val="AttributeTok"/>
-        </w:rPr>
-        <w:t xml:space="preserve">axis.title.y     =</w:t>
-      </w:r>
-      <w:r>
-        <w:rPr>
-          <w:rStyle w:val="NormalTok"/>
-        </w:rPr>
-        <w:t xml:space="preserve"> </w:t>
-      </w:r>
-      <w:r>
-        <w:rPr>
-          <w:rStyle w:val="FunctionTok"/>
-        </w:rPr>
-        <w:t xml:space="preserve">element_text</w:t>
-      </w:r>
-      <w:r>
-        <w:rPr>
-          <w:rStyle w:val="NormalTok"/>
-        </w:rPr>
-        <w:t xml:space="preserve">(</w:t>
-      </w:r>
-      <w:r>
-        <w:rPr>
-          <w:rStyle w:val="AttributeTok"/>
-        </w:rPr>
-        <w:t xml:space="preserve">margin =</w:t>
-      </w:r>
-      <w:r>
-        <w:rPr>
-          <w:rStyle w:val="NormalTok"/>
-        </w:rPr>
-        <w:t xml:space="preserve"> </w:t>
-      </w:r>
-      <w:r>
-        <w:rPr>
-          <w:rStyle w:val="FunctionTok"/>
-        </w:rPr>
-        <w:t xml:space="preserve">margin</w:t>
-      </w:r>
-      <w:r>
-        <w:rPr>
-          <w:rStyle w:val="NormalTok"/>
-        </w:rPr>
-        <w:t xml:space="preserve">(</w:t>
-      </w:r>
-      <w:r>
-        <w:rPr>
-          <w:rStyle w:val="AttributeTok"/>
-        </w:rPr>
-        <w:t xml:space="preserve">r =</w:t>
-      </w:r>
-      <w:r>
-        <w:rPr>
-          <w:rStyle w:val="NormalTok"/>
-        </w:rPr>
-        <w:t xml:space="preserve"> axis_margin), </w:t>
-      </w:r>
-      <w:r>
-        <w:rPr>
-          <w:rStyle w:val="AttributeTok"/>
-        </w:rPr>
-        <w:t xml:space="preserve">angle =</w:t>
-      </w:r>
-      <w:r>
-        <w:rPr>
-          <w:rStyle w:val="NormalTok"/>
-        </w:rPr>
-        <w:t xml:space="preserve"> </w:t>
-      </w:r>
-      <w:r>
-        <w:rPr>
-          <w:rStyle w:val="DecValTok"/>
-        </w:rPr>
-        <w:t xml:space="preserve">90</w:t>
-      </w:r>
-      <w:r>
-        <w:rPr>
-          <w:rStyle w:val="NormalTok"/>
-        </w:rPr>
-        <w:t xml:space="preserve">),</w:t>
-      </w:r>
-      <w:r>
-        <w:br/>
-      </w:r>
-      <w:r>
-        <w:rPr>
-          <w:rStyle w:val="NormalTok"/>
-        </w:rPr>
-        <w:t xml:space="preserve">      </w:t>
-      </w:r>
-      <w:r>
-        <w:rPr>
-          <w:rStyle w:val="AttributeTok"/>
-        </w:rPr>
-        <w:t xml:space="preserve">axis.text        =</w:t>
-      </w:r>
-      <w:r>
-        <w:rPr>
-          <w:rStyle w:val="NormalTok"/>
-        </w:rPr>
-        <w:t xml:space="preserve"> </w:t>
-      </w:r>
-      <w:r>
-        <w:rPr>
-          <w:rStyle w:val="FunctionTok"/>
-        </w:rPr>
-        <w:t xml:space="preserve">element_text</w:t>
-      </w:r>
-      <w:r>
-        <w:rPr>
-          <w:rStyle w:val="NormalTok"/>
-        </w:rPr>
-        <w:t xml:space="preserve">(</w:t>
-      </w:r>
-      <w:r>
-        <w:rPr>
-          <w:rStyle w:val="AttributeTok"/>
-        </w:rPr>
-        <w:t xml:space="preserve">colour =</w:t>
-      </w:r>
-      <w:r>
-        <w:rPr>
-          <w:rStyle w:val="NormalTok"/>
-        </w:rPr>
-        <w:t xml:space="preserve"> </w:t>
-      </w:r>
-      <w:r>
-        <w:rPr>
-          <w:rStyle w:val="StringTok"/>
-        </w:rPr>
-        <w:t xml:space="preserve">"grey20"</w:t>
-      </w:r>
-      <w:r>
-        <w:rPr>
-          <w:rStyle w:val="NormalTok"/>
-        </w:rPr>
-        <w:t xml:space="preserve">, </w:t>
-      </w:r>
-      <w:r>
-        <w:rPr>
-          <w:rStyle w:val="AttributeTok"/>
-        </w:rPr>
-        <w:t xml:space="preserve">size =</w:t>
-      </w:r>
-      <w:r>
-        <w:rPr>
-          <w:rStyle w:val="NormalTok"/>
-        </w:rPr>
-        <w:t xml:space="preserve"> </w:t>
-      </w:r>
-      <w:r>
-        <w:rPr>
-          <w:rStyle w:val="FunctionTok"/>
-        </w:rPr>
-        <w:t xml:space="preserve">rel</w:t>
-      </w:r>
-      <w:r>
-        <w:rPr>
-          <w:rStyle w:val="NormalTok"/>
-        </w:rPr>
-        <w:t xml:space="preserve">(</w:t>
-      </w:r>
-      <w:r>
-        <w:rPr>
-          <w:rStyle w:val="FloatTok"/>
-        </w:rPr>
-        <w:t xml:space="preserve">0.90</w:t>
-      </w:r>
-      <w:r>
-        <w:rPr>
-          <w:rStyle w:val="NormalTok"/>
-        </w:rPr>
-        <w:t xml:space="preserve">)),</w:t>
-      </w:r>
-      <w:r>
-        <w:br/>
-      </w:r>
-      <w:r>
-        <w:rPr>
-          <w:rStyle w:val="NormalTok"/>
-        </w:rPr>
-        <w:t xml:space="preserve">      </w:t>
-      </w:r>
-      <w:r>
-        <w:rPr>
-          <w:rStyle w:val="AttributeTok"/>
-        </w:rPr>
-        <w:t xml:space="preserve">legend.key       =</w:t>
-      </w:r>
-      <w:r>
-        <w:rPr>
-          <w:rStyle w:val="NormalTok"/>
-        </w:rPr>
-        <w:t xml:space="preserve"> </w:t>
-      </w:r>
-      <w:r>
-        <w:rPr>
-          <w:rStyle w:val="FunctionTok"/>
-        </w:rPr>
-        <w:t xml:space="preserve">element_rect</w:t>
-      </w:r>
-      <w:r>
-        <w:rPr>
-          <w:rStyle w:val="NormalTok"/>
-        </w:rPr>
-        <w:t xml:space="preserve">(</w:t>
-      </w:r>
-      <w:r>
-        <w:rPr>
-          <w:rStyle w:val="AttributeTok"/>
-        </w:rPr>
-        <w:t xml:space="preserve">fill =</w:t>
-      </w:r>
-      <w:r>
-        <w:rPr>
-          <w:rStyle w:val="NormalTok"/>
-        </w:rPr>
-        <w:t xml:space="preserve"> </w:t>
-      </w:r>
-      <w:r>
-        <w:rPr>
-          <w:rStyle w:val="ConstantTok"/>
-        </w:rPr>
-        <w:t xml:space="preserve">NA</w:t>
-      </w:r>
-      <w:r>
-        <w:rPr>
-          <w:rStyle w:val="NormalTok"/>
-        </w:rPr>
-        <w:t xml:space="preserve">, </w:t>
-      </w:r>
-      <w:r>
-        <w:rPr>
-          <w:rStyle w:val="AttributeTok"/>
-        </w:rPr>
-        <w:t xml:space="preserve">colour =</w:t>
-      </w:r>
-      <w:r>
-        <w:rPr>
-          <w:rStyle w:val="NormalTok"/>
-        </w:rPr>
-        <w:t xml:space="preserve"> </w:t>
-      </w:r>
-      <w:r>
-        <w:rPr>
-          <w:rStyle w:val="ConstantTok"/>
-        </w:rPr>
-        <w:t xml:space="preserve">NA</w:t>
-      </w:r>
-      <w:r>
-        <w:rPr>
-          <w:rStyle w:val="NormalTok"/>
-        </w:rPr>
-        <w:t xml:space="preserve">),</w:t>
-      </w:r>
-      <w:r>
-        <w:br/>
-      </w:r>
-      <w:r>
-        <w:rPr>
-          <w:rStyle w:val="NormalTok"/>
-        </w:rPr>
-        <w:t xml:space="preserve">      </w:t>
-      </w:r>
-      <w:r>
-        <w:rPr>
-          <w:rStyle w:val="AttributeTok"/>
-        </w:rPr>
-        <w:t xml:space="preserve">legend.title     =</w:t>
-      </w:r>
-      <w:r>
-        <w:rPr>
-          <w:rStyle w:val="NormalTok"/>
-        </w:rPr>
-        <w:t xml:space="preserve"> </w:t>
-      </w:r>
-      <w:r>
-        <w:rPr>
-          <w:rStyle w:val="FunctionTok"/>
-        </w:rPr>
-        <w:t xml:space="preserve">element_text</w:t>
-      </w:r>
-      <w:r>
-        <w:rPr>
-          <w:rStyle w:val="NormalTok"/>
-        </w:rPr>
-        <w:t xml:space="preserve">(</w:t>
-      </w:r>
-      <w:r>
-        <w:rPr>
-          <w:rStyle w:val="AttributeTok"/>
-        </w:rPr>
-        <w:t xml:space="preserve">face =</w:t>
-      </w:r>
-      <w:r>
-        <w:rPr>
-          <w:rStyle w:val="NormalTok"/>
-        </w:rPr>
-        <w:t xml:space="preserve"> </w:t>
-      </w:r>
-      <w:r>
-        <w:rPr>
-          <w:rStyle w:val="StringTok"/>
-        </w:rPr>
-        <w:t xml:space="preserve">"bold"</w:t>
-      </w:r>
-      <w:r>
-        <w:rPr>
-          <w:rStyle w:val="NormalTok"/>
-        </w:rPr>
-        <w:t xml:space="preserve">,  </w:t>
-      </w:r>
-      <w:r>
-        <w:rPr>
-          <w:rStyle w:val="AttributeTok"/>
-        </w:rPr>
-        <w:t xml:space="preserve">size =</w:t>
-      </w:r>
-      <w:r>
-        <w:rPr>
-          <w:rStyle w:val="NormalTok"/>
-        </w:rPr>
-        <w:t xml:space="preserve"> </w:t>
-      </w:r>
-      <w:r>
-        <w:rPr>
-          <w:rStyle w:val="FunctionTok"/>
-        </w:rPr>
-        <w:t xml:space="preserve">rel</w:t>
-      </w:r>
-      <w:r>
-        <w:rPr>
-          <w:rStyle w:val="NormalTok"/>
-        </w:rPr>
-        <w:t xml:space="preserve">(</w:t>
-      </w:r>
-      <w:r>
-        <w:rPr>
-          <w:rStyle w:val="FloatTok"/>
-        </w:rPr>
-        <w:t xml:space="preserve">0.95</w:t>
-      </w:r>
-      <w:r>
-        <w:rPr>
-          <w:rStyle w:val="NormalTok"/>
-        </w:rPr>
-        <w:t xml:space="preserve">)),</w:t>
-      </w:r>
-      <w:r>
-        <w:br/>
-      </w:r>
-      <w:r>
-        <w:rPr>
-          <w:rStyle w:val="NormalTok"/>
-        </w:rPr>
-        <w:t xml:space="preserve">      </w:t>
-      </w:r>
-      <w:r>
-        <w:rPr>
-          <w:rStyle w:val="AttributeTok"/>
-        </w:rPr>
-        <w:t xml:space="preserve">legend.text      =</w:t>
-      </w:r>
-      <w:r>
-        <w:rPr>
-          <w:rStyle w:val="NormalTok"/>
-        </w:rPr>
-        <w:t xml:space="preserve"> </w:t>
-      </w:r>
-      <w:r>
-        <w:rPr>
-          <w:rStyle w:val="FunctionTok"/>
-        </w:rPr>
-        <w:t xml:space="preserve">element_text</w:t>
-      </w:r>
-      <w:r>
-        <w:rPr>
-          <w:rStyle w:val="NormalTok"/>
-        </w:rPr>
-        <w:t xml:space="preserve">(</w:t>
-      </w:r>
-      <w:r>
-        <w:rPr>
-          <w:rStyle w:val="AttributeTok"/>
-        </w:rPr>
-        <w:t xml:space="preserve">face =</w:t>
-      </w:r>
-      <w:r>
-        <w:rPr>
-          <w:rStyle w:val="NormalTok"/>
-        </w:rPr>
-        <w:t xml:space="preserve"> </w:t>
-      </w:r>
-      <w:r>
-        <w:rPr>
-          <w:rStyle w:val="StringTok"/>
-        </w:rPr>
-        <w:t xml:space="preserve">"plain"</w:t>
-      </w:r>
-      <w:r>
-        <w:rPr>
-          <w:rStyle w:val="NormalTok"/>
-        </w:rPr>
-        <w:t xml:space="preserve">, </w:t>
-      </w:r>
-      <w:r>
-        <w:rPr>
-          <w:rStyle w:val="AttributeTok"/>
-        </w:rPr>
-        <w:t xml:space="preserve">size =</w:t>
-      </w:r>
-      <w:r>
-        <w:rPr>
-          <w:rStyle w:val="NormalTok"/>
-        </w:rPr>
-        <w:t xml:space="preserve"> </w:t>
-      </w:r>
-      <w:r>
-        <w:rPr>
-          <w:rStyle w:val="FunctionTok"/>
-        </w:rPr>
-        <w:t xml:space="preserve">rel</w:t>
-      </w:r>
-      <w:r>
-        <w:rPr>
-          <w:rStyle w:val="NormalTok"/>
-        </w:rPr>
-        <w:t xml:space="preserve">(</w:t>
-      </w:r>
-      <w:r>
-        <w:rPr>
-          <w:rStyle w:val="FloatTok"/>
-        </w:rPr>
-        <w:t xml:space="preserve">0.85</w:t>
-      </w:r>
-      <w:r>
-        <w:rPr>
-          <w:rStyle w:val="NormalTok"/>
-        </w:rPr>
-        <w:t xml:space="preserve">)),</w:t>
-      </w:r>
-      <w:r>
-        <w:br/>
-      </w:r>
-      <w:r>
-        <w:rPr>
-          <w:rStyle w:val="NormalTok"/>
-        </w:rPr>
-        <w:t xml:space="preserve">      </w:t>
-      </w:r>
-      <w:r>
-        <w:rPr>
-          <w:rStyle w:val="AttributeTok"/>
-        </w:rPr>
-        <w:t xml:space="preserve">legend.key.size  =</w:t>
-      </w:r>
-      <w:r>
-        <w:rPr>
-          <w:rStyle w:val="NormalTok"/>
-        </w:rPr>
-        <w:t xml:space="preserve"> </w:t>
-      </w:r>
-      <w:r>
-        <w:rPr>
-          <w:rStyle w:val="FunctionTok"/>
-        </w:rPr>
-        <w:t xml:space="preserve">unit</w:t>
-      </w:r>
-      <w:r>
-        <w:rPr>
-          <w:rStyle w:val="NormalTok"/>
-        </w:rPr>
-        <w:t xml:space="preserve">(legend_key_size, </w:t>
-      </w:r>
-      <w:r>
-        <w:rPr>
-          <w:rStyle w:val="StringTok"/>
-        </w:rPr>
-        <w:t xml:space="preserve">"pt"</w:t>
-      </w:r>
-      <w:r>
-        <w:rPr>
-          <w:rStyle w:val="NormalTok"/>
-        </w:rPr>
-        <w:t xml:space="preserve">),</w:t>
-      </w:r>
-      <w:r>
-        <w:br/>
-      </w:r>
-      <w:r>
-        <w:rPr>
-          <w:rStyle w:val="NormalTok"/>
-        </w:rPr>
-        <w:t xml:space="preserve">      </w:t>
-      </w:r>
-      <w:r>
-        <w:rPr>
-          <w:rStyle w:val="AttributeTok"/>
-        </w:rPr>
-        <w:t xml:space="preserve">strip.background =</w:t>
-      </w:r>
-      <w:r>
-        <w:rPr>
-          <w:rStyle w:val="NormalTok"/>
-        </w:rPr>
-        <w:t xml:space="preserve"> </w:t>
-      </w:r>
-      <w:r>
-        <w:rPr>
-          <w:rStyle w:val="FunctionTok"/>
-        </w:rPr>
-        <w:t xml:space="preserve">element_rect</w:t>
-      </w:r>
-      <w:r>
-        <w:rPr>
-          <w:rStyle w:val="NormalTok"/>
-        </w:rPr>
-        <w:t xml:space="preserve">(</w:t>
-      </w:r>
-      <w:r>
-        <w:rPr>
-          <w:rStyle w:val="AttributeTok"/>
-        </w:rPr>
-        <w:t xml:space="preserve">fill =</w:t>
-      </w:r>
-      <w:r>
-        <w:rPr>
-          <w:rStyle w:val="NormalTok"/>
-        </w:rPr>
-        <w:t xml:space="preserve"> </w:t>
-      </w:r>
-      <w:r>
-        <w:rPr>
-          <w:rStyle w:val="StringTok"/>
-        </w:rPr>
-        <w:t xml:space="preserve">"grey92"</w:t>
-      </w:r>
-      <w:r>
-        <w:rPr>
-          <w:rStyle w:val="NormalTok"/>
-        </w:rPr>
-        <w:t xml:space="preserve">, </w:t>
-      </w:r>
-      <w:r>
-        <w:rPr>
-          <w:rStyle w:val="AttributeTok"/>
-        </w:rPr>
-        <w:t xml:space="preserve">colour =</w:t>
-      </w:r>
-      <w:r>
-        <w:rPr>
-          <w:rStyle w:val="NormalTok"/>
-        </w:rPr>
-        <w:t xml:space="preserve"> </w:t>
-      </w:r>
-      <w:r>
-        <w:rPr>
-          <w:rStyle w:val="StringTok"/>
-        </w:rPr>
-        <w:t xml:space="preserve">"black"</w:t>
-      </w:r>
-      <w:r>
-        <w:rPr>
-          <w:rStyle w:val="NormalTok"/>
-        </w:rPr>
-        <w:t xml:space="preserve">,</w:t>
-      </w:r>
-      <w:r>
-        <w:br/>
-      </w:r>
-      <w:r>
-        <w:rPr>
-          <w:rStyle w:val="NormalTok"/>
-        </w:rPr>
-        <w:t xml:space="preserve">                                      </w:t>
-      </w:r>
-      <w:r>
-        <w:rPr>
-          <w:rStyle w:val="AttributeTok"/>
-        </w:rPr>
-        <w:t xml:space="preserve">linewidth =</w:t>
-      </w:r>
-      <w:r>
-        <w:rPr>
-          <w:rStyle w:val="NormalTok"/>
-        </w:rPr>
-        <w:t xml:space="preserve"> line_width),</w:t>
-      </w:r>
-      <w:r>
-        <w:br/>
-      </w:r>
-      <w:r>
-        <w:rPr>
-          <w:rStyle w:val="NormalTok"/>
-        </w:rPr>
-        <w:t xml:space="preserve">      </w:t>
-      </w:r>
-      <w:r>
-        <w:rPr>
-          <w:rStyle w:val="AttributeTok"/>
-        </w:rPr>
-        <w:t xml:space="preserve">strip.text       =</w:t>
-      </w:r>
-      <w:r>
-        <w:rPr>
-          <w:rStyle w:val="NormalTok"/>
-        </w:rPr>
-        <w:t xml:space="preserve"> </w:t>
-      </w:r>
-      <w:r>
-        <w:rPr>
-          <w:rStyle w:val="FunctionTok"/>
-        </w:rPr>
-        <w:t xml:space="preserve">element_text</w:t>
-      </w:r>
-      <w:r>
-        <w:rPr>
-          <w:rStyle w:val="NormalTok"/>
-        </w:rPr>
-        <w:t xml:space="preserve">(</w:t>
-      </w:r>
-      <w:r>
-        <w:rPr>
-          <w:rStyle w:val="AttributeTok"/>
-        </w:rPr>
-        <w:t xml:space="preserve">face =</w:t>
-      </w:r>
-      <w:r>
-        <w:rPr>
-          <w:rStyle w:val="NormalTok"/>
-        </w:rPr>
-        <w:t xml:space="preserve"> </w:t>
-      </w:r>
-      <w:r>
-        <w:rPr>
-          <w:rStyle w:val="StringTok"/>
-        </w:rPr>
-        <w:t xml:space="preserve">"bold"</w:t>
-      </w:r>
-      <w:r>
-        <w:rPr>
-          <w:rStyle w:val="NormalTok"/>
-        </w:rPr>
-        <w:t xml:space="preserve">, </w:t>
-      </w:r>
-      <w:r>
-        <w:rPr>
-          <w:rStyle w:val="AttributeTok"/>
-        </w:rPr>
-        <w:t xml:space="preserve">size =</w:t>
-      </w:r>
-      <w:r>
-        <w:rPr>
-          <w:rStyle w:val="NormalTok"/>
-        </w:rPr>
-        <w:t xml:space="preserve"> </w:t>
-      </w:r>
-      <w:r>
-        <w:rPr>
-          <w:rStyle w:val="FunctionTok"/>
-        </w:rPr>
-        <w:t xml:space="preserve">rel</w:t>
-      </w:r>
-      <w:r>
-        <w:rPr>
-          <w:rStyle w:val="NormalTok"/>
-        </w:rPr>
-        <w:t xml:space="preserve">(</w:t>
-      </w:r>
-      <w:r>
-        <w:rPr>
-          <w:rStyle w:val="FloatTok"/>
-        </w:rPr>
-        <w:t xml:space="preserve">0.95</w:t>
-      </w:r>
-      <w:r>
-        <w:rPr>
-          <w:rStyle w:val="NormalTok"/>
-        </w:rPr>
-        <w:t xml:space="preserve">)),</w:t>
-      </w:r>
-      <w:r>
-        <w:br/>
-      </w:r>
-      <w:r>
-        <w:rPr>
-          <w:rStyle w:val="NormalTok"/>
-        </w:rPr>
-        <w:t xml:space="preserve">      </w:t>
-      </w:r>
-      <w:r>
-        <w:rPr>
-          <w:rStyle w:val="AttributeTok"/>
-        </w:rPr>
-        <w:t xml:space="preserve">strip.text.x     =</w:t>
-      </w:r>
-      <w:r>
-        <w:rPr>
-          <w:rStyle w:val="NormalTok"/>
-        </w:rPr>
-        <w:t xml:space="preserve"> </w:t>
-      </w:r>
-      <w:r>
-        <w:rPr>
-          <w:rStyle w:val="FunctionTok"/>
-        </w:rPr>
-        <w:t xml:space="preserve">element_text</w:t>
-      </w:r>
-      <w:r>
-        <w:rPr>
-          <w:rStyle w:val="NormalTok"/>
-        </w:rPr>
-        <w:t xml:space="preserve">(</w:t>
-      </w:r>
-      <w:r>
-        <w:rPr>
-          <w:rStyle w:val="AttributeTok"/>
-        </w:rPr>
-        <w:t xml:space="preserve">margin =</w:t>
-      </w:r>
-      <w:r>
-        <w:rPr>
-          <w:rStyle w:val="NormalTok"/>
-        </w:rPr>
-        <w:t xml:space="preserve"> </w:t>
-      </w:r>
-      <w:r>
-        <w:rPr>
-          <w:rStyle w:val="FunctionTok"/>
-        </w:rPr>
-        <w:t xml:space="preserve">margin</w:t>
-      </w:r>
-      <w:r>
-        <w:rPr>
-          <w:rStyle w:val="NormalTok"/>
-        </w:rPr>
-        <w:t xml:space="preserve">(</w:t>
-      </w:r>
-      <w:r>
-        <w:rPr>
-          <w:rStyle w:val="AttributeTok"/>
-        </w:rPr>
-        <w:t xml:space="preserve">t =</w:t>
-      </w:r>
-      <w:r>
-        <w:rPr>
-          <w:rStyle w:val="NormalTok"/>
-        </w:rPr>
-        <w:t xml:space="preserve"> strip_v_margin,</w:t>
-      </w:r>
-      <w:r>
-        <w:br/>
-      </w:r>
-      <w:r>
-        <w:rPr>
-          <w:rStyle w:val="NormalTok"/>
-        </w:rPr>
-        <w:t xml:space="preserve">                                                       </w:t>
-      </w:r>
-      <w:r>
-        <w:rPr>
-          <w:rStyle w:val="AttributeTok"/>
-        </w:rPr>
-        <w:t xml:space="preserve">b =</w:t>
-      </w:r>
-      <w:r>
-        <w:rPr>
-          <w:rStyle w:val="NormalTok"/>
-        </w:rPr>
-        <w:t xml:space="preserve"> strip_v_margin)),</w:t>
-      </w:r>
-      <w:r>
-        <w:br/>
-      </w:r>
-      <w:r>
-        <w:rPr>
-          <w:rStyle w:val="NormalTok"/>
-        </w:rPr>
-        <w:t xml:space="preserve">      </w:t>
-      </w:r>
-      <w:r>
-        <w:rPr>
-          <w:rStyle w:val="AttributeTok"/>
-        </w:rPr>
-        <w:t xml:space="preserve">plot.margin      =</w:t>
-      </w:r>
-      <w:r>
-        <w:rPr>
-          <w:rStyle w:val="NormalTok"/>
-        </w:rPr>
-        <w:t xml:space="preserve"> </w:t>
-      </w:r>
-      <w:r>
-        <w:rPr>
-          <w:rStyle w:val="FunctionTok"/>
-        </w:rPr>
-        <w:t xml:space="preserve">margin</w:t>
-      </w:r>
-      <w:r>
-        <w:rPr>
-          <w:rStyle w:val="NormalTok"/>
-        </w:rPr>
-        <w:t xml:space="preserve">(title_margin, title_margin,</w:t>
-      </w:r>
-      <w:r>
-        <w:br/>
-      </w:r>
-      <w:r>
-        <w:rPr>
-          <w:rStyle w:val="NormalTok"/>
-        </w:rPr>
-        <w:t xml:space="preserve">                                title_margin, title_margin)</w:t>
-      </w:r>
-      <w:r>
-        <w:br/>
-      </w:r>
-      <w:r>
-        <w:rPr>
-          <w:rStyle w:val="NormalTok"/>
-        </w:rPr>
-        <w:t xml:space="preserve">    )</w:t>
-      </w:r>
-      <w:r>
-        <w:br/>
-      </w:r>
-      <w:r>
-        <w:rPr>
-          <w:rStyle w:val="NormalTok"/>
-        </w:rPr>
-        <w:t xml:space="preserve">}</w:t>
-      </w:r>
-      <w:r>
-        <w:br/>
-      </w:r>
-      <w:r>
-        <w:br/>
-      </w:r>
-      <w:r>
-        <w:rPr>
-          <w:rStyle w:val="CommentTok"/>
-        </w:rPr>
-        <w:t xml:space="preserve"># ── Public theme functions ─────────────────────────────────────────────────────</w:t>
+        <w:t xml:space="preserve"># ── Public theme functions ─────────────────────────────────────</w:t>
       </w:r>
       <w:r>
         <w:br/>
@@ -6494,7 +6677,16 @@
         <w:rPr>
           <w:rStyle w:val="CommentTok"/>
         </w:rPr>
-        <w:t xml:space="preserve"># Rotate x-axis labels 45 degrees for a plot with long group names</w:t>
+        <w:t xml:space="preserve"># Rotate x-axis labels 45 degrees</w:t>
+      </w:r>
+      <w:r>
+        <w:br/>
+      </w:r>
+      <w:r>
+        <w:rPr>
+          <w:rStyle w:val="CommentTok"/>
+        </w:rPr>
+        <w:t xml:space="preserve"># for a plot with long group names</w:t>
       </w:r>
       <w:r>
         <w:br/>
@@ -6789,7 +6981,7 @@
         <w:rPr>
           <w:rStyle w:val="CommentTok"/>
         </w:rPr>
-        <w:t xml:space="preserve"># ── At the top of every analysis script ───────────────────────────────────────</w:t>
+        <w:t xml:space="preserve"># ── At the top of every analysis script ────────────────────────</w:t>
       </w:r>
       <w:r>
         <w:br/>
@@ -6873,7 +7065,7 @@
         <w:rPr>
           <w:rStyle w:val="CommentTok"/>
         </w:rPr>
-        <w:t xml:space="preserve"># ── Load and prepare data ──────────────────────────────────────────────────────</w:t>
+        <w:t xml:space="preserve"># ── Load and prepare data ──────────────────────────────────────</w:t>
       </w:r>
       <w:r>
         <w:br/>
@@ -6891,10 +7083,13 @@
         <w:t xml:space="preserve">&lt;-</w:t>
       </w:r>
       <w:r>
-        <w:rPr>
-          <w:rStyle w:val="NormalTok"/>
-        </w:rPr>
-        <w:t xml:space="preserve"> </w:t>
+        <w:br/>
+      </w:r>
+      <w:r>
+        <w:rPr>
+          <w:rStyle w:val="NormalTok"/>
+        </w:rPr>
+        <w:t xml:space="preserve">  </w:t>
       </w:r>
       <w:r>
         <w:rPr>
@@ -6909,6 +7104,15 @@
         <w:t xml:space="preserve">(</w:t>
       </w:r>
       <w:r>
+        <w:br/>
+      </w:r>
+      <w:r>
+        <w:rPr>
+          <w:rStyle w:val="NormalTok"/>
+        </w:rPr>
+        <w:t xml:space="preserve">    </w:t>
+      </w:r>
+      <w:r>
         <w:rPr>
           <w:rStyle w:val="StringTok"/>
         </w:rPr>
@@ -6957,7 +7161,7 @@
         <w:rPr>
           <w:rStyle w:val="CommentTok"/>
         </w:rPr>
-        <w:t xml:space="preserve"># ── Build the plot ─────────────────────────────────────────────────────────────</w:t>
+        <w:t xml:space="preserve"># ── Build the plot ─────────────────────────────────────────────</w:t>
       </w:r>
       <w:r>
         <w:br/>
@@ -6990,7 +7194,16 @@
         <w:rPr>
           <w:rStyle w:val="NormalTok"/>
         </w:rPr>
-        <w:t xml:space="preserve">(tree_df, </w:t>
+        <w:t xml:space="preserve">(tree_df,</w:t>
+      </w:r>
+      <w:r>
+        <w:br/>
+      </w:r>
+      <w:r>
+        <w:rPr>
+          <w:rStyle w:val="NormalTok"/>
+        </w:rPr>
+        <w:t xml:space="preserve">                      </w:t>
       </w:r>
       <w:r>
         <w:rPr>
@@ -7395,7 +7608,7 @@
         <w:rPr>
           <w:rStyle w:val="CommentTok"/>
         </w:rPr>
-        <w:t xml:space="preserve"># ── Save ───────────────────────────────────────────────────────────────────────</w:t>
+        <w:t xml:space="preserve"># ── Save ───────────────────────────────────────────────────────</w:t>
       </w:r>
       <w:r>
         <w:br/>

--- a/docs/common_code/08_themes/themes.docx
+++ b/docs/common_code/08_themes/themes.docx
@@ -31,7 +31,7 @@
         <w:pStyle w:val="Date"/>
       </w:pPr>
       <w:r>
-        <w:t xml:space="preserve">2026-09-23</w:t>
+        <w:t xml:space="preserve">2026-09-24</w:t>
       </w:r>
     </w:p>
     <w:bookmarkStart w:id="11" w:name="custom-themes-in-ggplot2"/>

--- a/docs/common_code/08_themes/themes.docx
+++ b/docs/common_code/08_themes/themes.docx
@@ -31,7 +31,7 @@
         <w:pStyle w:val="Date"/>
       </w:pPr>
       <w:r>
-        <w:t xml:space="preserve">2026-09-24</w:t>
+        <w:t xml:space="preserve">2026-09-29</w:t>
       </w:r>
     </w:p>
     <w:bookmarkStart w:id="11" w:name="custom-themes-in-ggplot2"/>

--- a/docs/common_code/08_themes/themes.docx
+++ b/docs/common_code/08_themes/themes.docx
@@ -31,7 +31,7 @@
         <w:pStyle w:val="Date"/>
       </w:pPr>
       <w:r>
-        <w:t xml:space="preserve">2026-09-29</w:t>
+        <w:t xml:space="preserve">2026-10-01</w:t>
       </w:r>
     </w:p>
     <w:bookmarkStart w:id="11" w:name="custom-themes-in-ggplot2"/>

--- a/docs/common_code/08_themes/themes.docx
+++ b/docs/common_code/08_themes/themes.docx
@@ -31,7 +31,7 @@
         <w:pStyle w:val="Date"/>
       </w:pPr>
       <w:r>
-        <w:t xml:space="preserve">2026-10-01</w:t>
+        <w:t xml:space="preserve">2026-10-05</w:t>
       </w:r>
     </w:p>
     <w:bookmarkStart w:id="11" w:name="custom-themes-in-ggplot2"/>

--- a/docs/common_code/08_themes/themes.docx
+++ b/docs/common_code/08_themes/themes.docx
@@ -31,7 +31,7 @@
         <w:pStyle w:val="Date"/>
       </w:pPr>
       <w:r>
-        <w:t xml:space="preserve">2026-10-05</w:t>
+        <w:t xml:space="preserve">2026-10-08</w:t>
       </w:r>
     </w:p>
     <w:bookmarkStart w:id="11" w:name="custom-themes-in-ggplot2"/>

--- a/docs/common_code/08_themes/themes.docx
+++ b/docs/common_code/08_themes/themes.docx
@@ -31,7 +31,7 @@
         <w:pStyle w:val="Date"/>
       </w:pPr>
       <w:r>
-        <w:t xml:space="preserve">2026-10-08</w:t>
+        <w:t xml:space="preserve">2026-10-09</w:t>
       </w:r>
     </w:p>
     <w:bookmarkStart w:id="11" w:name="custom-themes-in-ggplot2"/>

--- a/docs/common_code/08_themes/themes.docx
+++ b/docs/common_code/08_themes/themes.docx
@@ -31,7 +31,7 @@
         <w:pStyle w:val="Date"/>
       </w:pPr>
       <w:r>
-        <w:t xml:space="preserve">2026-10-09</w:t>
+        <w:t xml:space="preserve">2026-10-19</w:t>
       </w:r>
     </w:p>
     <w:bookmarkStart w:id="11" w:name="custom-themes-in-ggplot2"/>

--- a/docs/common_code/08_themes/themes.docx
+++ b/docs/common_code/08_themes/themes.docx
@@ -31,7 +31,7 @@
         <w:pStyle w:val="Date"/>
       </w:pPr>
       <w:r>
-        <w:t xml:space="preserve">2026-10-19</w:t>
+        <w:t xml:space="preserve">2026-10-22</w:t>
       </w:r>
     </w:p>
     <w:bookmarkStart w:id="11" w:name="custom-themes-in-ggplot2"/>
